--- a/script.docx
+++ b/script.docx
@@ -6,9 +6,6 @@
     <w:p>
       <w:pPr>
         <w:jc w:val="center"/>
-        <w:rPr>
-          <w:rFonts w:hint="eastAsia"/>
-        </w:rPr>
       </w:pPr>
       <w:r>
         <w:rPr>
@@ -251,13 +248,7 @@
         <w:rPr>
           <w:rFonts w:hint="eastAsia"/>
         </w:rPr>
-        <w:t>, m</w:t>
-      </w:r>
-      <w:r>
-        <w:rPr>
-          <w:rFonts w:hint="eastAsia"/>
-        </w:rPr>
-        <w:t xml:space="preserve">ost things are </w:t>
+        <w:t xml:space="preserve">, most things are </w:t>
       </w:r>
       <w:r>
         <w:t>combination</w:t>
@@ -266,19 +257,7 @@
         <w:rPr>
           <w:rFonts w:hint="eastAsia"/>
         </w:rPr>
-        <w:t>s</w:t>
-      </w:r>
-      <w:r>
-        <w:rPr>
-          <w:rFonts w:hint="eastAsia"/>
-        </w:rPr>
-        <w:t xml:space="preserve"> of cons and pros </w:t>
-      </w:r>
-      <w:r>
-        <w:rPr>
-          <w:rFonts w:hint="eastAsia"/>
-        </w:rPr>
-        <w:t>I</w:t>
+        <w:t>s of cons and pros I</w:t>
       </w:r>
       <w:r>
         <w:rPr>
@@ -306,27 +285,85 @@
     <w:p>
       <w:pPr>
         <w:jc w:val="center"/>
-        <w:rPr>
-          <w:rFonts w:hint="eastAsia"/>
-        </w:rPr>
       </w:pPr>
       <w:r>
         <w:rPr>
           <w:rFonts w:hint="eastAsia"/>
         </w:rPr>
+        <w:t xml:space="preserve">----------------------------------------------------------Page 2 </w:t>
+      </w:r>
+      <w:r>
+        <w:rPr>
+          <w:rFonts w:hint="eastAsia"/>
+        </w:rPr>
+        <w:t>Agenda</w:t>
+      </w:r>
+      <w:r>
+        <w:rPr>
+          <w:rFonts w:hint="eastAsia"/>
+        </w:rPr>
+        <w:t>-------------------------------------------------</w:t>
+      </w:r>
+    </w:p>
+    <w:p/>
+    <w:p>
+      <w:r>
+        <w:t>S</w:t>
+      </w:r>
+      <w:r>
+        <w:rPr>
+          <w:rFonts w:hint="eastAsia"/>
+        </w:rPr>
+        <w:t>ervers, applications</w:t>
+      </w:r>
+    </w:p>
+    <w:p>
+      <w:pPr>
+        <w:rPr>
+          <w:rFonts w:hint="eastAsia"/>
+        </w:rPr>
+      </w:pPr>
+      <w:r>
+        <w:rPr>
+          <w:rFonts w:hint="eastAsia"/>
+        </w:rPr>
+        <w:t>C++, Java,</w:t>
+      </w:r>
+    </w:p>
+    <w:p/>
+    <w:p>
+      <w:pPr>
+        <w:jc w:val="center"/>
+      </w:pPr>
+      <w:r>
+        <w:rPr>
+          <w:rFonts w:hint="eastAsia"/>
+        </w:rPr>
         <w:t xml:space="preserve">----------------------------------------------------------Page </w:t>
       </w:r>
       <w:r>
         <w:rPr>
           <w:rFonts w:hint="eastAsia"/>
         </w:rPr>
-        <w:t>2</w:t>
-      </w:r>
-      <w:r>
-        <w:rPr>
-          <w:rFonts w:hint="eastAsia"/>
-        </w:rPr>
-        <w:t xml:space="preserve"> -----------------------------------------------------------</w:t>
+        <w:t>3</w:t>
+      </w:r>
+      <w:r>
+        <w:rPr>
+          <w:rFonts w:hint="eastAsia"/>
+        </w:rPr>
+        <w:t xml:space="preserve"> </w:t>
+      </w:r>
+      <w:r>
+        <w:rPr>
+          <w:rFonts w:hint="eastAsia"/>
+        </w:rPr>
+        <w:t xml:space="preserve">Background </w:t>
+      </w:r>
+      <w:r>
+        <w:rPr>
+          <w:rFonts w:hint="eastAsia"/>
+        </w:rPr>
+        <w:t>------------------------------------------</w:t>
       </w:r>
     </w:p>
     <w:p>
@@ -393,7 +430,6 @@
         <w:t>.</w:t>
       </w:r>
     </w:p>
-    <w:p/>
     <w:p>
       <w:pPr>
         <w:rPr>
@@ -404,6 +440,15 @@
         <w:rPr>
           <w:rFonts w:hint="eastAsia"/>
         </w:rPr>
+        <w:t>EMA team and cash flow.</w:t>
+      </w:r>
+    </w:p>
+    <w:p/>
+    <w:p>
+      <w:r>
+        <w:rPr>
+          <w:rFonts w:hint="eastAsia"/>
+        </w:rPr>
         <w:t xml:space="preserve">AWS </w:t>
       </w:r>
       <w:proofErr w:type="spellStart"/>
@@ -430,7 +475,6 @@
     <w:p/>
     <w:p>
       <w:r>
-        <w:lastRenderedPageBreak/>
         <w:t>SAS to Python Code Conversion powered by GenAI Info</w:t>
       </w:r>
     </w:p>
@@ -441,7 +485,7 @@
     </w:p>
     <w:p/>
     <w:p>
-      <w:hyperlink r:id="rId4" w:history="1">
+      <w:hyperlink r:id="rId6" w:history="1">
         <w:r>
           <w:rPr>
             <w:rStyle w:val="Hyperlink"/>
@@ -455,7 +499,7 @@
     <w:p/>
     <w:p/>
     <w:p>
-      <w:hyperlink r:id="rId5" w:history="1">
+      <w:hyperlink r:id="rId7" w:history="1">
         <w:r>
           <w:rPr>
             <w:rStyle w:val="Hyperlink"/>
@@ -465,12 +509,11 @@
       </w:hyperlink>
     </w:p>
     <w:p>
-      <w:pPr>
-        <w:rPr>
-          <w:rFonts w:hint="eastAsia"/>
-        </w:rPr>
-      </w:pPr>
-      <w:r>
+      <w:r>
+        <w:rPr>
+          <w:noProof/>
+        </w:rPr>
+        <w:lastRenderedPageBreak/>
         <w:drawing>
           <wp:inline distT="0" distB="0" distL="0" distR="0" wp14:anchorId="257F836B" wp14:editId="1FD1123E">
             <wp:extent cx="5943600" cy="3943985"/>
@@ -487,7 +530,7 @@
                     <pic:cNvPicPr/>
                   </pic:nvPicPr>
                   <pic:blipFill>
-                    <a:blip r:embed="rId6"/>
+                    <a:blip r:embed="rId8"/>
                     <a:stretch>
                       <a:fillRect/>
                     </a:stretch>
@@ -510,29 +553,11 @@
     </w:p>
     <w:p/>
     <w:p/>
-    <w:p>
-      <w:pPr>
-        <w:rPr>
-          <w:rFonts w:hint="eastAsia"/>
-        </w:rPr>
-      </w:pPr>
-    </w:p>
-    <w:p>
-      <w:pPr>
-        <w:rPr>
-          <w:rFonts w:hint="eastAsia"/>
-        </w:rPr>
-      </w:pPr>
-    </w:p>
-    <w:p/>
-    <w:p/>
-    <w:p>
-      <w:pPr>
-        <w:rPr>
-          <w:rFonts w:hint="eastAsia"/>
-        </w:rPr>
-      </w:pPr>
-    </w:p>
+    <w:p/>
+    <w:p/>
+    <w:p/>
+    <w:p/>
+    <w:p/>
     <w:sectPr>
       <w:pgSz w:w="12240" w:h="15840"/>
       <w:pgMar w:top="1440" w:right="1440" w:bottom="1440" w:left="1440" w:header="720" w:footer="720" w:gutter="0"/>
@@ -541,6 +566,56 @@
     </w:sectPr>
   </w:body>
 </w:document>
+</file>
+
+<file path=word/endnotes.xml><?xml version="1.0" encoding="utf-8"?>
+<w:endnotes xmlns:wpc="http://schemas.microsoft.com/office/word/2010/wordprocessingCanvas" xmlns:cx="http://schemas.microsoft.com/office/drawing/2014/chartex" xmlns:cx1="http://schemas.microsoft.com/office/drawing/2015/9/8/chartex" xmlns:cx2="http://schemas.microsoft.com/office/drawing/2015/10/21/chartex" xmlns:cx3="http://schemas.microsoft.com/office/drawing/2016/5/9/chartex" xmlns:cx4="http://schemas.microsoft.com/office/drawing/2016/5/10/chartex" xmlns:cx5="http://schemas.microsoft.com/office/drawing/2016/5/11/chartex" xmlns:cx6="http://schemas.microsoft.com/office/drawing/2016/5/12/chartex" xmlns:cx7="http://schemas.microsoft.com/office/drawing/2016/5/13/chartex" xmlns:cx8="http://schemas.microsoft.com/office/drawing/2016/5/14/chartex" xmlns:mc="http://schemas.openxmlformats.org/markup-compatibility/2006" xmlns:aink="http://schemas.microsoft.com/office/drawing/2016/ink" xmlns:am3d="http://schemas.microsoft.com/office/drawing/2017/model3d" xmlns:o="urn:schemas-microsoft-com:office:office" xmlns:oel="http://schemas.microsoft.com/office/2019/extlst" xmlns:r="http://schemas.openxmlformats.org/officeDocument/2006/relationships" xmlns:m="http://schemas.openxmlformats.org/officeDocument/2006/math" xmlns:v="urn:schemas-microsoft-com:vml" xmlns:wp14="http://schemas.microsoft.com/office/word/2010/wordprocessingDrawing" xmlns:wp="http://schemas.openxmlformats.org/drawingml/2006/wordprocessingDrawing" xmlns:w10="urn:schemas-microsoft-com:office:word" xmlns:w="http://schemas.openxmlformats.org/wordprocessingml/2006/main" xmlns:w14="http://schemas.microsoft.com/office/word/2010/wordml" xmlns:w15="http://schemas.microsoft.com/office/word/2012/wordml" xmlns:w16cex="http://schemas.microsoft.com/office/word/2018/wordml/cex" xmlns:w16cid="http://schemas.microsoft.com/office/word/2016/wordml/cid" xmlns:w16="http://schemas.microsoft.com/office/word/2018/wordml" xmlns:w16du="http://schemas.microsoft.com/office/word/2023/wordml/word16du" xmlns:w16sdtdh="http://schemas.microsoft.com/office/word/2020/wordml/sdtdatahash" xmlns:w16sdtfl="http://schemas.microsoft.com/office/word/2024/wordml/sdtformatlock" xmlns:w16se="http://schemas.microsoft.com/office/word/2015/wordml/symex" xmlns:wpg="http://schemas.microsoft.com/office/word/2010/wordprocessingGroup" xmlns:wpi="http://schemas.microsoft.com/office/word/2010/wordprocessingInk" xmlns:wne="http://schemas.microsoft.com/office/word/2006/wordml" xmlns:wps="http://schemas.microsoft.com/office/word/2010/wordprocessingShape" mc:Ignorable="w14 w15 w16se w16cid w16 w16cex w16sdtdh w16sdtfl w16du wp14">
+  <w:endnote w:type="separator" w:id="-1">
+    <w:p>
+      <w:pPr>
+        <w:spacing w:after="0" w:line="240" w:lineRule="auto"/>
+      </w:pPr>
+      <w:r>
+        <w:separator/>
+      </w:r>
+    </w:p>
+  </w:endnote>
+  <w:endnote w:type="continuationSeparator" w:id="0">
+    <w:p>
+      <w:pPr>
+        <w:spacing w:after="0" w:line="240" w:lineRule="auto"/>
+      </w:pPr>
+      <w:r>
+        <w:continuationSeparator/>
+      </w:r>
+    </w:p>
+  </w:endnote>
+</w:endnotes>
+</file>
+
+<file path=word/footnotes.xml><?xml version="1.0" encoding="utf-8"?>
+<w:footnotes xmlns:wpc="http://schemas.microsoft.com/office/word/2010/wordprocessingCanvas" xmlns:cx="http://schemas.microsoft.com/office/drawing/2014/chartex" xmlns:cx1="http://schemas.microsoft.com/office/drawing/2015/9/8/chartex" xmlns:cx2="http://schemas.microsoft.com/office/drawing/2015/10/21/chartex" xmlns:cx3="http://schemas.microsoft.com/office/drawing/2016/5/9/chartex" xmlns:cx4="http://schemas.microsoft.com/office/drawing/2016/5/10/chartex" xmlns:cx5="http://schemas.microsoft.com/office/drawing/2016/5/11/chartex" xmlns:cx6="http://schemas.microsoft.com/office/drawing/2016/5/12/chartex" xmlns:cx7="http://schemas.microsoft.com/office/drawing/2016/5/13/chartex" xmlns:cx8="http://schemas.microsoft.com/office/drawing/2016/5/14/chartex" xmlns:mc="http://schemas.openxmlformats.org/markup-compatibility/2006" xmlns:aink="http://schemas.microsoft.com/office/drawing/2016/ink" xmlns:am3d="http://schemas.microsoft.com/office/drawing/2017/model3d" xmlns:o="urn:schemas-microsoft-com:office:office" xmlns:oel="http://schemas.microsoft.com/office/2019/extlst" xmlns:r="http://schemas.openxmlformats.org/officeDocument/2006/relationships" xmlns:m="http://schemas.openxmlformats.org/officeDocument/2006/math" xmlns:v="urn:schemas-microsoft-com:vml" xmlns:wp14="http://schemas.microsoft.com/office/word/2010/wordprocessingDrawing" xmlns:wp="http://schemas.openxmlformats.org/drawingml/2006/wordprocessingDrawing" xmlns:w10="urn:schemas-microsoft-com:office:word" xmlns:w="http://schemas.openxmlformats.org/wordprocessingml/2006/main" xmlns:w14="http://schemas.microsoft.com/office/word/2010/wordml" xmlns:w15="http://schemas.microsoft.com/office/word/2012/wordml" xmlns:w16cex="http://schemas.microsoft.com/office/word/2018/wordml/cex" xmlns:w16cid="http://schemas.microsoft.com/office/word/2016/wordml/cid" xmlns:w16="http://schemas.microsoft.com/office/word/2018/wordml" xmlns:w16du="http://schemas.microsoft.com/office/word/2023/wordml/word16du" xmlns:w16sdtdh="http://schemas.microsoft.com/office/word/2020/wordml/sdtdatahash" xmlns:w16sdtfl="http://schemas.microsoft.com/office/word/2024/wordml/sdtformatlock" xmlns:w16se="http://schemas.microsoft.com/office/word/2015/wordml/symex" xmlns:wpg="http://schemas.microsoft.com/office/word/2010/wordprocessingGroup" xmlns:wpi="http://schemas.microsoft.com/office/word/2010/wordprocessingInk" xmlns:wne="http://schemas.microsoft.com/office/word/2006/wordml" xmlns:wps="http://schemas.microsoft.com/office/word/2010/wordprocessingShape" mc:Ignorable="w14 w15 w16se w16cid w16 w16cex w16sdtdh w16sdtfl w16du wp14">
+  <w:footnote w:type="separator" w:id="-1">
+    <w:p>
+      <w:pPr>
+        <w:spacing w:after="0" w:line="240" w:lineRule="auto"/>
+      </w:pPr>
+      <w:r>
+        <w:separator/>
+      </w:r>
+    </w:p>
+  </w:footnote>
+  <w:footnote w:type="continuationSeparator" w:id="0">
+    <w:p>
+      <w:pPr>
+        <w:spacing w:after="0" w:line="240" w:lineRule="auto"/>
+      </w:pPr>
+      <w:r>
+        <w:continuationSeparator/>
+      </w:r>
+    </w:p>
+  </w:footnote>
+</w:footnotes>
 </file>
 
 <file path=word/styles.xml><?xml version="1.0" encoding="utf-8"?>
@@ -1146,6 +1221,7 @@
   <w:style w:type="character" w:default="1" w:styleId="DefaultParagraphFont">
     <w:name w:val="Default Paragraph Font"/>
     <w:uiPriority w:val="1"/>
+    <w:semiHidden/>
     <w:unhideWhenUsed/>
   </w:style>
   <w:style w:type="table" w:default="1" w:styleId="TableNormal">
@@ -1481,6 +1557,50 @@
       <w:color w:val="605E5C"/>
       <w:shd w:val="clear" w:color="auto" w:fill="E1DFDD"/>
     </w:rPr>
+  </w:style>
+  <w:style w:type="paragraph" w:styleId="Header">
+    <w:name w:val="header"/>
+    <w:basedOn w:val="Normal"/>
+    <w:link w:val="HeaderChar"/>
+    <w:uiPriority w:val="99"/>
+    <w:unhideWhenUsed/>
+    <w:rsid w:val="00B81B68"/>
+    <w:pPr>
+      <w:tabs>
+        <w:tab w:val="center" w:pos="4680"/>
+        <w:tab w:val="right" w:pos="9360"/>
+      </w:tabs>
+      <w:spacing w:after="0" w:line="240" w:lineRule="auto"/>
+    </w:pPr>
+  </w:style>
+  <w:style w:type="character" w:customStyle="1" w:styleId="HeaderChar">
+    <w:name w:val="Header Char"/>
+    <w:basedOn w:val="DefaultParagraphFont"/>
+    <w:link w:val="Header"/>
+    <w:uiPriority w:val="99"/>
+    <w:rsid w:val="00B81B68"/>
+  </w:style>
+  <w:style w:type="paragraph" w:styleId="Footer">
+    <w:name w:val="footer"/>
+    <w:basedOn w:val="Normal"/>
+    <w:link w:val="FooterChar"/>
+    <w:uiPriority w:val="99"/>
+    <w:unhideWhenUsed/>
+    <w:rsid w:val="00B81B68"/>
+    <w:pPr>
+      <w:tabs>
+        <w:tab w:val="center" w:pos="4680"/>
+        <w:tab w:val="right" w:pos="9360"/>
+      </w:tabs>
+      <w:spacing w:after="0" w:line="240" w:lineRule="auto"/>
+    </w:pPr>
+  </w:style>
+  <w:style w:type="character" w:customStyle="1" w:styleId="FooterChar">
+    <w:name w:val="Footer Char"/>
+    <w:basedOn w:val="DefaultParagraphFont"/>
+    <w:link w:val="Footer"/>
+    <w:uiPriority w:val="99"/>
+    <w:rsid w:val="00B81B68"/>
   </w:style>
 </w:styles>
 </file>

--- a/script.docx
+++ b/script.docx
@@ -290,31 +290,7 @@
         <w:rPr>
           <w:rFonts w:hint="eastAsia"/>
         </w:rPr>
-        <w:t xml:space="preserve">----------------------------------------------------------Page 2 </w:t>
-      </w:r>
-      <w:r>
-        <w:rPr>
-          <w:rFonts w:hint="eastAsia"/>
-        </w:rPr>
-        <w:t>Agenda</w:t>
-      </w:r>
-      <w:r>
-        <w:rPr>
-          <w:rFonts w:hint="eastAsia"/>
-        </w:rPr>
-        <w:t>-------------------------------------------------</w:t>
-      </w:r>
-    </w:p>
-    <w:p/>
-    <w:p>
-      <w:r>
-        <w:t>S</w:t>
-      </w:r>
-      <w:r>
-        <w:rPr>
-          <w:rFonts w:hint="eastAsia"/>
-        </w:rPr>
-        <w:t>ervers, applications</w:t>
+        <w:t>----------------------------------------------------------Page 2 Agenda-------------------------------------------------</w:t>
       </w:r>
     </w:p>
     <w:p>
@@ -327,10 +303,16 @@
         <w:rPr>
           <w:rFonts w:hint="eastAsia"/>
         </w:rPr>
-        <w:t>C++, Java,</w:t>
-      </w:r>
-    </w:p>
-    <w:p/>
+        <w:t>This is the topic I will present for today.</w:t>
+      </w:r>
+    </w:p>
+    <w:p>
+      <w:pPr>
+        <w:rPr>
+          <w:rFonts w:hint="eastAsia"/>
+        </w:rPr>
+      </w:pPr>
+    </w:p>
     <w:p>
       <w:pPr>
         <w:jc w:val="center"/>
@@ -430,17 +412,112 @@
         <w:t>.</w:t>
       </w:r>
     </w:p>
+    <w:p/>
     <w:p>
       <w:pPr>
-        <w:rPr>
-          <w:rFonts w:hint="eastAsia"/>
-        </w:rPr>
+        <w:jc w:val="center"/>
       </w:pPr>
       <w:r>
         <w:rPr>
           <w:rFonts w:hint="eastAsia"/>
         </w:rPr>
-        <w:t>EMA team and cash flow.</w:t>
+        <w:t xml:space="preserve">----------------------------------------------------------Page </w:t>
+      </w:r>
+      <w:r>
+        <w:rPr>
+          <w:rFonts w:hint="eastAsia"/>
+        </w:rPr>
+        <w:t>4</w:t>
+      </w:r>
+      <w:r>
+        <w:rPr>
+          <w:rFonts w:hint="eastAsia"/>
+        </w:rPr>
+        <w:t xml:space="preserve"> </w:t>
+      </w:r>
+      <w:r>
+        <w:rPr>
+          <w:rFonts w:hint="eastAsia"/>
+        </w:rPr>
+        <w:t xml:space="preserve">cloud migration </w:t>
+      </w:r>
+      <w:r>
+        <w:rPr>
+          <w:rFonts w:hint="eastAsia"/>
+        </w:rPr>
+        <w:t>--------------------------------------</w:t>
+      </w:r>
+    </w:p>
+    <w:p/>
+    <w:p>
+      <w:r>
+        <w:t>S</w:t>
+      </w:r>
+      <w:r>
+        <w:rPr>
+          <w:rFonts w:hint="eastAsia"/>
+        </w:rPr>
+        <w:t>ervers, applications</w:t>
+      </w:r>
+    </w:p>
+    <w:p>
+      <w:r>
+        <w:rPr>
+          <w:rFonts w:hint="eastAsia"/>
+        </w:rPr>
+        <w:t>C++, Java,</w:t>
+      </w:r>
+    </w:p>
+    <w:p/>
+    <w:p/>
+    <w:p>
+      <w:pPr>
+        <w:jc w:val="center"/>
+      </w:pPr>
+      <w:r>
+        <w:rPr>
+          <w:rFonts w:hint="eastAsia"/>
+        </w:rPr>
+        <w:t>----------------------------------------------------------Page 4 cloud migration --------------------------------------</w:t>
+      </w:r>
+    </w:p>
+    <w:p/>
+    <w:p>
+      <w:r>
+        <w:rPr>
+          <w:rFonts w:hint="eastAsia"/>
+        </w:rPr>
+        <w:t xml:space="preserve">EMA team </w:t>
+      </w:r>
+      <w:r>
+        <w:t xml:space="preserve">single family loss severity </w:t>
+      </w:r>
+      <w:r>
+        <w:rPr>
+          <w:rFonts w:hint="eastAsia"/>
+        </w:rPr>
+        <w:t>and cash flow.</w:t>
+      </w:r>
+    </w:p>
+    <w:p>
+      <w:r>
+        <w:t xml:space="preserve">Loss severity = dollar loss / unpaid </w:t>
+      </w:r>
+      <w:proofErr w:type="gramStart"/>
+      <w:r>
+        <w:t>principle</w:t>
+      </w:r>
+      <w:proofErr w:type="gramEnd"/>
+      <w:r>
+        <w:t xml:space="preserve"> </w:t>
+      </w:r>
+      <w:proofErr w:type="gramStart"/>
+      <w:r>
+        <w:t>balance(</w:t>
+      </w:r>
+      <w:proofErr w:type="gramEnd"/>
+      <w:r>
+        <w:t>UPB)</w:t>
       </w:r>
     </w:p>
     <w:p/>

--- a/script.docx
+++ b/script.docx
@@ -66,7 +66,16 @@
         <w:rPr>
           <w:rFonts w:hint="eastAsia"/>
         </w:rPr>
-        <w:t xml:space="preserve">hanks for having me in the 26 </w:t>
+        <w:t xml:space="preserve">hanks for having me in the </w:t>
+      </w:r>
+      <w:r>
+        <w:t>20</w:t>
+      </w:r>
+      <w:r>
+        <w:rPr>
+          <w:rFonts w:hint="eastAsia"/>
+        </w:rPr>
+        <w:t xml:space="preserve">26 </w:t>
       </w:r>
       <w:r>
         <w:rPr>
@@ -281,7 +290,6 @@
         <w:t xml:space="preserve"> I will discuss this topic in my presentation.</w:t>
       </w:r>
     </w:p>
-    <w:p/>
     <w:p>
       <w:pPr>
         <w:jc w:val="center"/>
@@ -294,24 +302,36 @@
       </w:r>
     </w:p>
     <w:p>
-      <w:pPr>
-        <w:rPr>
-          <w:rFonts w:hint="eastAsia"/>
-        </w:rPr>
-      </w:pPr>
       <w:r>
         <w:rPr>
           <w:rFonts w:hint="eastAsia"/>
         </w:rPr>
         <w:t>This is the topic I will present for today.</w:t>
       </w:r>
-    </w:p>
-    <w:p>
-      <w:pPr>
-        <w:rPr>
-          <w:rFonts w:hint="eastAsia"/>
-        </w:rPr>
-      </w:pPr>
+      <w:r>
+        <w:rPr>
+          <w:rFonts w:hint="eastAsia"/>
+        </w:rPr>
+        <w:t xml:space="preserve"> </w:t>
+      </w:r>
+      <w:r>
+        <w:t>P</w:t>
+      </w:r>
+      <w:r>
+        <w:rPr>
+          <w:rFonts w:hint="eastAsia"/>
+        </w:rPr>
+        <w:t xml:space="preserve">art 1 is background. </w:t>
+      </w:r>
+      <w:r>
+        <w:t>P</w:t>
+      </w:r>
+      <w:r>
+        <w:rPr>
+          <w:rFonts w:hint="eastAsia"/>
+        </w:rPr>
+        <w:t>art 2 describe the AWS cloud migration project in Fannie Mae. Part 3 and 4 are my contributions. Part 5 is the application of Generative AI and LLMs.</w:t>
+      </w:r>
     </w:p>
     <w:p>
       <w:pPr>
@@ -364,7 +384,19 @@
         <w:rPr>
           <w:rFonts w:hint="eastAsia"/>
         </w:rPr>
-        <w:t xml:space="preserve">For those of you who are not familiar with Fannie Mae. Its full name is </w:t>
+        <w:t>For those of you who are not familiar with Fannie Mae</w:t>
+      </w:r>
+      <w:r>
+        <w:rPr>
+          <w:rFonts w:hint="eastAsia"/>
+        </w:rPr>
+        <w:t xml:space="preserve"> and its business</w:t>
+      </w:r>
+      <w:r>
+        <w:rPr>
+          <w:rFonts w:hint="eastAsia"/>
+        </w:rPr>
+        <w:t xml:space="preserve">. Its full name is </w:t>
       </w:r>
       <w:r>
         <w:t>Federal National Mortgage Association</w:t>
@@ -388,6 +420,99 @@
         <w:t xml:space="preserve">. </w:t>
       </w:r>
       <w:r>
+        <w:t>I</w:t>
+      </w:r>
+      <w:r>
+        <w:rPr>
+          <w:rFonts w:hint="eastAsia"/>
+        </w:rPr>
+        <w:t xml:space="preserve">t supports the secondary mortgage market. Fannie Mae </w:t>
+      </w:r>
+      <w:r>
+        <w:t>doesn’t</w:t>
+      </w:r>
+      <w:r>
+        <w:rPr>
+          <w:rFonts w:hint="eastAsia"/>
+        </w:rPr>
+        <w:t xml:space="preserve"> originate loans like </w:t>
+      </w:r>
+      <w:r>
+        <w:rPr>
+          <w:rFonts w:hint="eastAsia"/>
+        </w:rPr>
+        <w:t>other</w:t>
+      </w:r>
+      <w:r>
+        <w:rPr>
+          <w:rFonts w:hint="eastAsia"/>
+        </w:rPr>
+        <w:t xml:space="preserve"> typical lender</w:t>
+      </w:r>
+      <w:r>
+        <w:rPr>
+          <w:rFonts w:hint="eastAsia"/>
+        </w:rPr>
+        <w:t>s</w:t>
+      </w:r>
+      <w:r>
+        <w:rPr>
+          <w:rFonts w:hint="eastAsia"/>
+        </w:rPr>
+        <w:t xml:space="preserve">. </w:t>
+      </w:r>
+      <w:r>
+        <w:t>B</w:t>
+      </w:r>
+      <w:r>
+        <w:rPr>
+          <w:rFonts w:hint="eastAsia"/>
+        </w:rPr>
+        <w:t>ut it acquire</w:t>
+      </w:r>
+      <w:r>
+        <w:rPr>
+          <w:rFonts w:hint="eastAsia"/>
+        </w:rPr>
+        <w:t>s</w:t>
+      </w:r>
+      <w:r>
+        <w:rPr>
+          <w:rFonts w:hint="eastAsia"/>
+        </w:rPr>
+        <w:t xml:space="preserve"> these loans </w:t>
+      </w:r>
+      <w:r>
+        <w:rPr>
+          <w:rFonts w:hint="eastAsia"/>
+        </w:rPr>
+        <w:t xml:space="preserve">from banks </w:t>
+      </w:r>
+      <w:r>
+        <w:rPr>
+          <w:rFonts w:hint="eastAsia"/>
+        </w:rPr>
+        <w:t xml:space="preserve">and issue mortgage related securities in exchange. Today, there is 65% of homeownership in the U.S. </w:t>
+      </w:r>
+      <w:r>
+        <w:rPr>
+          <w:rFonts w:hint="eastAsia"/>
+        </w:rPr>
+        <w:t>A</w:t>
+      </w:r>
+      <w:r>
+        <w:rPr>
+          <w:rFonts w:hint="eastAsia"/>
+        </w:rPr>
+        <w:t>nd 1 out 4 homes are financed by Fannie Mae.</w:t>
+      </w:r>
+      <w:r>
+        <w:rPr>
+          <w:rFonts w:hint="eastAsia"/>
+        </w:rPr>
+        <w:t xml:space="preserve"> </w:t>
+      </w:r>
+      <w:r>
         <w:t>As of 2025, Fannie Mae held over $4.3 trillion in assets, making it the largest company in the United States and the fifth largest company in the world by that metric.</w:t>
       </w:r>
       <w:r>
@@ -412,7 +537,6 @@
         <w:t>.</w:t>
       </w:r>
     </w:p>
-    <w:p/>
     <w:p>
       <w:pPr>
         <w:jc w:val="center"/>
@@ -421,31 +545,45 @@
         <w:rPr>
           <w:rFonts w:hint="eastAsia"/>
         </w:rPr>
-        <w:t xml:space="preserve">----------------------------------------------------------Page </w:t>
-      </w:r>
-      <w:r>
-        <w:rPr>
-          <w:rFonts w:hint="eastAsia"/>
-        </w:rPr>
-        <w:t>4</w:t>
-      </w:r>
-      <w:r>
-        <w:rPr>
-          <w:rFonts w:hint="eastAsia"/>
-        </w:rPr>
-        <w:t xml:space="preserve"> </w:t>
-      </w:r>
-      <w:r>
-        <w:rPr>
-          <w:rFonts w:hint="eastAsia"/>
-        </w:rPr>
-        <w:t xml:space="preserve">cloud migration </w:t>
-      </w:r>
-      <w:r>
-        <w:rPr>
-          <w:rFonts w:hint="eastAsia"/>
-        </w:rPr>
-        <w:t>--------------------------------------</w:t>
+        <w:t>----------------------------------------------------------Page 4 cloud migration --------------------------------------</w:t>
+      </w:r>
+    </w:p>
+    <w:p>
+      <w:r>
+        <w:t>L</w:t>
+      </w:r>
+      <w:r>
+        <w:rPr>
+          <w:rFonts w:hint="eastAsia"/>
+        </w:rPr>
+        <w:t xml:space="preserve">ike many financial institutions, Fannie Mae also </w:t>
+      </w:r>
+      <w:r>
+        <w:t>undertook</w:t>
+      </w:r>
+      <w:r>
+        <w:rPr>
+          <w:rFonts w:hint="eastAsia"/>
+        </w:rPr>
+        <w:t xml:space="preserve"> large scale digital transformations to </w:t>
+      </w:r>
+      <w:r>
+        <w:t>further</w:t>
+      </w:r>
+      <w:r>
+        <w:rPr>
+          <w:rFonts w:hint="eastAsia"/>
+        </w:rPr>
+        <w:t xml:space="preserve"> its mission and accelerate its infrastructure </w:t>
+      </w:r>
+      <w:r>
+        <w:t>modernization</w:t>
+      </w:r>
+      <w:r>
+        <w:rPr>
+          <w:rFonts w:hint="eastAsia"/>
+        </w:rPr>
+        <w:t xml:space="preserve"> on AWS. In this journey, AWS helps financial institutions like Fannie Mae in 6 perspectives: business, people, governance, platform, security and operations.</w:t>
       </w:r>
     </w:p>
     <w:p/>
@@ -543,12 +681,6 @@
         <w:t>, S3, EMR, Glue</w:t>
       </w:r>
     </w:p>
-    <w:p/>
-    <w:p/>
-    <w:p/>
-    <w:p/>
-    <w:p/>
-    <w:p/>
     <w:p/>
     <w:p>
       <w:r>

--- a/script.docx
+++ b/script.docx
@@ -586,9 +586,9 @@
         <w:t xml:space="preserve"> on AWS. In this journey, AWS helps financial institutions like Fannie Mae in 6 perspectives: business, people, governance, platform, security and operations.</w:t>
       </w:r>
     </w:p>
-    <w:p/>
-    <w:p>
-      <w:r>
+    <w:p>
+      <w:r>
+        <w:lastRenderedPageBreak/>
         <w:t>S</w:t>
       </w:r>
       <w:r>
@@ -606,8 +606,6 @@
         <w:t>C++, Java,</w:t>
       </w:r>
     </w:p>
-    <w:p/>
-    <w:p/>
     <w:p>
       <w:pPr>
         <w:jc w:val="center"/>
@@ -616,7 +614,31 @@
         <w:rPr>
           <w:rFonts w:hint="eastAsia"/>
         </w:rPr>
-        <w:t>----------------------------------------------------------Page 4 cloud migration --------------------------------------</w:t>
+        <w:t xml:space="preserve">----------------------------------------------------------Page </w:t>
+      </w:r>
+      <w:r>
+        <w:rPr>
+          <w:rFonts w:hint="eastAsia"/>
+        </w:rPr>
+        <w:t>5</w:t>
+      </w:r>
+      <w:r>
+        <w:rPr>
+          <w:rFonts w:hint="eastAsia"/>
+        </w:rPr>
+        <w:t xml:space="preserve"> </w:t>
+      </w:r>
+      <w:r>
+        <w:rPr>
+          <w:rFonts w:hint="eastAsia"/>
+        </w:rPr>
+        <w:t xml:space="preserve">my work </w:t>
+      </w:r>
+      <w:r>
+        <w:rPr>
+          <w:rFonts w:hint="eastAsia"/>
+        </w:rPr>
+        <w:t>--------------------------------------</w:t>
       </w:r>
     </w:p>
     <w:p/>
@@ -703,10 +725,6 @@
         </w:r>
       </w:hyperlink>
     </w:p>
-    <w:p/>
-    <w:p/>
-    <w:p/>
-    <w:p/>
     <w:p>
       <w:hyperlink r:id="rId7" w:history="1">
         <w:r>
@@ -716,13 +734,10 @@
           <w:t>https://migryx.com/pricing/</w:t>
         </w:r>
       </w:hyperlink>
-    </w:p>
-    <w:p>
       <w:r>
         <w:rPr>
           <w:noProof/>
         </w:rPr>
-        <w:lastRenderedPageBreak/>
         <w:drawing>
           <wp:inline distT="0" distB="0" distL="0" distR="0" wp14:anchorId="257F836B" wp14:editId="1FD1123E">
             <wp:extent cx="5943600" cy="3943985"/>

--- a/script.docx
+++ b/script.docx
@@ -2,292 +2,13 @@
 <file path=word/document.xml><?xml version="1.0" encoding="utf-8"?>
 <w:document xmlns:wpc="http://schemas.microsoft.com/office/word/2010/wordprocessingCanvas" xmlns:cx="http://schemas.microsoft.com/office/drawing/2014/chartex" xmlns:cx1="http://schemas.microsoft.com/office/drawing/2015/9/8/chartex" xmlns:cx2="http://schemas.microsoft.com/office/drawing/2015/10/21/chartex" xmlns:cx3="http://schemas.microsoft.com/office/drawing/2016/5/9/chartex" xmlns:cx4="http://schemas.microsoft.com/office/drawing/2016/5/10/chartex" xmlns:cx5="http://schemas.microsoft.com/office/drawing/2016/5/11/chartex" xmlns:cx6="http://schemas.microsoft.com/office/drawing/2016/5/12/chartex" xmlns:cx7="http://schemas.microsoft.com/office/drawing/2016/5/13/chartex" xmlns:cx8="http://schemas.microsoft.com/office/drawing/2016/5/14/chartex" xmlns:mc="http://schemas.openxmlformats.org/markup-compatibility/2006" xmlns:aink="http://schemas.microsoft.com/office/drawing/2016/ink" xmlns:am3d="http://schemas.microsoft.com/office/drawing/2017/model3d" xmlns:o="urn:schemas-microsoft-com:office:office" xmlns:oel="http://schemas.microsoft.com/office/2019/extlst" xmlns:r="http://schemas.openxmlformats.org/officeDocument/2006/relationships" xmlns:m="http://schemas.openxmlformats.org/officeDocument/2006/math" xmlns:v="urn:schemas-microsoft-com:vml" xmlns:wp14="http://schemas.microsoft.com/office/word/2010/wordprocessingDrawing" xmlns:wp="http://schemas.openxmlformats.org/drawingml/2006/wordprocessingDrawing" xmlns:w10="urn:schemas-microsoft-com:office:word" xmlns:w="http://schemas.openxmlformats.org/wordprocessingml/2006/main" xmlns:w14="http://schemas.microsoft.com/office/word/2010/wordml" xmlns:w15="http://schemas.microsoft.com/office/word/2012/wordml" xmlns:w16cex="http://schemas.microsoft.com/office/word/2018/wordml/cex" xmlns:w16cid="http://schemas.microsoft.com/office/word/2016/wordml/cid" xmlns:w16="http://schemas.microsoft.com/office/word/2018/wordml" xmlns:w16du="http://schemas.microsoft.com/office/word/2023/wordml/word16du" xmlns:w16sdtdh="http://schemas.microsoft.com/office/word/2020/wordml/sdtdatahash" xmlns:w16sdtfl="http://schemas.microsoft.com/office/word/2024/wordml/sdtformatlock" xmlns:w16se="http://schemas.microsoft.com/office/word/2015/wordml/symex" xmlns:wpg="http://schemas.microsoft.com/office/word/2010/wordprocessingGroup" xmlns:wpi="http://schemas.microsoft.com/office/word/2010/wordprocessingInk" xmlns:wne="http://schemas.microsoft.com/office/word/2006/wordml" xmlns:wps="http://schemas.microsoft.com/office/word/2010/wordprocessingShape" mc:Ignorable="w14 w15 w16se w16cid w16 w16cex w16sdtdh w16sdtfl w16du wp14">
   <w:body>
-    <w:p/>
     <w:p>
       <w:pPr>
         <w:jc w:val="center"/>
       </w:pPr>
-      <w:r>
-        <w:rPr>
-          <w:rFonts w:hint="eastAsia"/>
-        </w:rPr>
-        <w:t>-----------------------</w:t>
-      </w:r>
-      <w:r>
-        <w:rPr>
-          <w:rFonts w:hint="eastAsia"/>
-        </w:rPr>
-        <w:t>--</w:t>
-      </w:r>
-      <w:r>
-        <w:rPr>
-          <w:rFonts w:hint="eastAsia"/>
-        </w:rPr>
-        <w:t>-</w:t>
-      </w:r>
-      <w:r>
-        <w:rPr>
-          <w:rFonts w:hint="eastAsia"/>
-        </w:rPr>
-        <w:t>------------------------</w:t>
-      </w:r>
-      <w:r>
-        <w:rPr>
-          <w:rFonts w:hint="eastAsia"/>
-        </w:rPr>
-        <w:t>--------Page 1 ----------</w:t>
-      </w:r>
-      <w:r>
-        <w:rPr>
-          <w:rFonts w:hint="eastAsia"/>
-        </w:rPr>
-        <w:t>---------------------------------</w:t>
-      </w:r>
-      <w:r>
-        <w:rPr>
-          <w:rFonts w:hint="eastAsia"/>
-        </w:rPr>
-        <w:t>----------------</w:t>
-      </w:r>
-    </w:p>
-    <w:p>
-      <w:r>
-        <w:rPr>
-          <w:rFonts w:hint="eastAsia"/>
-        </w:rPr>
-        <w:t>Hi everyone,</w:t>
-      </w:r>
-    </w:p>
-    <w:p>
-      <w:r>
-        <w:t>T</w:t>
-      </w:r>
-      <w:r>
-        <w:rPr>
-          <w:rFonts w:hint="eastAsia"/>
-        </w:rPr>
-        <w:t xml:space="preserve">hanks for having me in the </w:t>
-      </w:r>
-      <w:r>
-        <w:t>20</w:t>
-      </w:r>
-      <w:r>
-        <w:rPr>
-          <w:rFonts w:hint="eastAsia"/>
-        </w:rPr>
-        <w:t xml:space="preserve">26 </w:t>
-      </w:r>
-      <w:r>
-        <w:rPr>
-          <w:rFonts w:hint="eastAsia"/>
-        </w:rPr>
-        <w:t>Women in Statistics and Data Science</w:t>
-      </w:r>
-      <w:r>
-        <w:rPr>
-          <w:rFonts w:hint="eastAsia"/>
-        </w:rPr>
-        <w:t xml:space="preserve"> </w:t>
-      </w:r>
-      <w:r>
-        <w:rPr>
-          <w:rFonts w:hint="eastAsia"/>
-        </w:rPr>
-        <w:t>C</w:t>
-      </w:r>
-      <w:r>
-        <w:rPr>
-          <w:rFonts w:hint="eastAsia"/>
-        </w:rPr>
-        <w:t>onference. It</w:t>
-      </w:r>
-      <w:r>
-        <w:t>’</w:t>
-      </w:r>
-      <w:r>
-        <w:rPr>
-          <w:rFonts w:hint="eastAsia"/>
-        </w:rPr>
-        <w:t xml:space="preserve">s an honor to be </w:t>
-      </w:r>
-      <w:r>
-        <w:rPr>
-          <w:rFonts w:hint="eastAsia"/>
-        </w:rPr>
-        <w:t xml:space="preserve">here, as </w:t>
-      </w:r>
-      <w:r>
-        <w:rPr>
-          <w:rFonts w:hint="eastAsia"/>
-        </w:rPr>
-        <w:t xml:space="preserve">a frame for so many </w:t>
-      </w:r>
-      <w:r>
-        <w:rPr>
-          <w:rFonts w:hint="eastAsia"/>
-        </w:rPr>
-        <w:t xml:space="preserve">beautiful </w:t>
-      </w:r>
-      <w:r>
-        <w:t>pictures, and</w:t>
-      </w:r>
-      <w:r>
-        <w:rPr>
-          <w:rFonts w:hint="eastAsia"/>
-        </w:rPr>
-        <w:t xml:space="preserve"> as </w:t>
-      </w:r>
-      <w:r>
-        <w:rPr>
-          <w:rFonts w:hint="eastAsia"/>
-        </w:rPr>
-        <w:t xml:space="preserve">a green leave for so many colorful </w:t>
-      </w:r>
-      <w:r>
-        <w:t>flowers</w:t>
-      </w:r>
-      <w:r>
-        <w:rPr>
-          <w:rFonts w:hint="eastAsia"/>
-        </w:rPr>
-        <w:t>.</w:t>
-      </w:r>
-      <w:r>
-        <w:rPr>
-          <w:rFonts w:hint="eastAsia"/>
-        </w:rPr>
-        <w:t xml:space="preserve"> </w:t>
-      </w:r>
-    </w:p>
-    <w:p>
-      <w:r>
-        <w:rPr>
-          <w:rFonts w:hint="eastAsia"/>
-        </w:rPr>
-        <w:t>It</w:t>
-      </w:r>
-      <w:r>
-        <w:t>’</w:t>
-      </w:r>
-      <w:r>
-        <w:rPr>
-          <w:rFonts w:hint="eastAsia"/>
-        </w:rPr>
-        <w:t xml:space="preserve">s interesting that many things in the world </w:t>
-      </w:r>
-      <w:r>
-        <w:t>have</w:t>
-      </w:r>
-      <w:r>
-        <w:rPr>
-          <w:rFonts w:hint="eastAsia"/>
-        </w:rPr>
-        <w:t xml:space="preserve"> opposite side</w:t>
-      </w:r>
-      <w:r>
-        <w:rPr>
-          <w:rFonts w:hint="eastAsia"/>
-        </w:rPr>
-        <w:t>s</w:t>
-      </w:r>
-      <w:r>
-        <w:rPr>
-          <w:rFonts w:hint="eastAsia"/>
-        </w:rPr>
-        <w:t>:</w:t>
-      </w:r>
-      <w:r>
-        <w:rPr>
-          <w:rFonts w:hint="eastAsia"/>
-        </w:rPr>
-        <w:t xml:space="preserve"> Woman and man, head and tail, </w:t>
-      </w:r>
-      <w:r>
-        <w:rPr>
-          <w:rFonts w:hint="eastAsia"/>
-        </w:rPr>
-        <w:t>free and paid</w:t>
-      </w:r>
-      <w:r>
-        <w:rPr>
-          <w:rFonts w:hint="eastAsia"/>
-        </w:rPr>
-        <w:t xml:space="preserve">, </w:t>
-      </w:r>
-      <w:r>
-        <w:rPr>
-          <w:rFonts w:hint="eastAsia"/>
-        </w:rPr>
-        <w:t>open-source and close-end, l</w:t>
-      </w:r>
-      <w:r>
-        <w:rPr>
-          <w:rFonts w:hint="eastAsia"/>
-        </w:rPr>
-        <w:t>ocal and cloud.</w:t>
-      </w:r>
-      <w:r>
-        <w:rPr>
-          <w:rFonts w:hint="eastAsia"/>
-        </w:rPr>
-        <w:t xml:space="preserve"> </w:t>
-      </w:r>
-      <w:r>
-        <w:rPr>
-          <w:rFonts w:hint="eastAsia"/>
-        </w:rPr>
-        <w:t>Although p</w:t>
-      </w:r>
-      <w:r>
-        <w:rPr>
-          <w:rFonts w:hint="eastAsia"/>
-        </w:rPr>
-        <w:t xml:space="preserve">eople like simple answers such as free open-source </w:t>
-      </w:r>
-      <w:r>
-        <w:t>software</w:t>
-      </w:r>
-      <w:r>
-        <w:rPr>
-          <w:rFonts w:hint="eastAsia"/>
-        </w:rPr>
-        <w:t xml:space="preserve"> is better, or cloud computing is better</w:t>
-      </w:r>
-      <w:r>
-        <w:rPr>
-          <w:rFonts w:hint="eastAsia"/>
-        </w:rPr>
-        <w:t xml:space="preserve">, most things are </w:t>
-      </w:r>
-      <w:r>
-        <w:t>combination</w:t>
-      </w:r>
-      <w:r>
-        <w:rPr>
-          <w:rFonts w:hint="eastAsia"/>
-        </w:rPr>
-        <w:t>s of cons and pros I</w:t>
-      </w:r>
-      <w:r>
-        <w:rPr>
-          <w:rFonts w:hint="eastAsia"/>
-        </w:rPr>
-        <w:t xml:space="preserve">s </w:t>
-      </w:r>
-      <w:r>
-        <w:t>running</w:t>
-      </w:r>
-      <w:r>
-        <w:rPr>
-          <w:rFonts w:hint="eastAsia"/>
-        </w:rPr>
-        <w:t xml:space="preserve"> machine learning models with Python/R on AWS better than SAS on local computers?</w:t>
-      </w:r>
-      <w:r>
-        <w:rPr>
-          <w:rFonts w:hint="eastAsia"/>
-        </w:rPr>
-        <w:t xml:space="preserve"> I will discuss this topic in my presentation.</w:t>
+      <w:bookmarkStart w:id="0" w:name="_Hlk242948861"/>
+      <w:r>
+        <w:t>2026 WSDS</w:t>
       </w:r>
     </w:p>
     <w:p>
@@ -298,15 +19,77 @@
         <w:rPr>
           <w:rFonts w:hint="eastAsia"/>
         </w:rPr>
-        <w:t>----------------------------------------------------------Page 2 Agenda-------------------------------------------------</w:t>
-      </w:r>
-    </w:p>
-    <w:p>
-      <w:r>
-        <w:rPr>
-          <w:rFonts w:hint="eastAsia"/>
-        </w:rPr>
-        <w:t>This is the topic I will present for today.</w:t>
+        <w:t>-----------------------</w:t>
+      </w:r>
+      <w:r>
+        <w:rPr>
+          <w:rFonts w:hint="eastAsia"/>
+        </w:rPr>
+        <w:t>--</w:t>
+      </w:r>
+      <w:r>
+        <w:rPr>
+          <w:rFonts w:hint="eastAsia"/>
+        </w:rPr>
+        <w:t>-</w:t>
+      </w:r>
+      <w:r>
+        <w:rPr>
+          <w:rFonts w:hint="eastAsia"/>
+        </w:rPr>
+        <w:t>------------------------</w:t>
+      </w:r>
+      <w:r>
+        <w:rPr>
+          <w:rFonts w:hint="eastAsia"/>
+        </w:rPr>
+        <w:t>--------Page 1 ----------</w:t>
+      </w:r>
+      <w:r>
+        <w:rPr>
+          <w:rFonts w:hint="eastAsia"/>
+        </w:rPr>
+        <w:t>---------------------------------</w:t>
+      </w:r>
+      <w:r>
+        <w:rPr>
+          <w:rFonts w:hint="eastAsia"/>
+        </w:rPr>
+        <w:t>----------------</w:t>
+      </w:r>
+    </w:p>
+    <w:p>
+      <w:r>
+        <w:rPr>
+          <w:rFonts w:hint="eastAsia"/>
+        </w:rPr>
+        <w:t>Hi everyone,</w:t>
+      </w:r>
+    </w:p>
+    <w:p>
+      <w:r>
+        <w:t>T</w:t>
+      </w:r>
+      <w:r>
+        <w:rPr>
+          <w:rFonts w:hint="eastAsia"/>
+        </w:rPr>
+        <w:t xml:space="preserve">hanks for having me in the </w:t>
+      </w:r>
+      <w:r>
+        <w:t>20</w:t>
+      </w:r>
+      <w:r>
+        <w:rPr>
+          <w:rFonts w:hint="eastAsia"/>
+        </w:rPr>
+        <w:t xml:space="preserve">26 </w:t>
+      </w:r>
+      <w:r>
+        <w:rPr>
+          <w:rFonts w:hint="eastAsia"/>
+        </w:rPr>
+        <w:t>Women in Statistics and Data Science</w:t>
       </w:r>
       <w:r>
         <w:rPr>
@@ -315,22 +98,204 @@
         <w:t xml:space="preserve"> </w:t>
       </w:r>
       <w:r>
-        <w:t>P</w:t>
-      </w:r>
-      <w:r>
-        <w:rPr>
-          <w:rFonts w:hint="eastAsia"/>
-        </w:rPr>
-        <w:t xml:space="preserve">art 1 is background. </w:t>
-      </w:r>
-      <w:r>
-        <w:t>P</w:t>
-      </w:r>
-      <w:r>
-        <w:rPr>
-          <w:rFonts w:hint="eastAsia"/>
-        </w:rPr>
-        <w:t>art 2 describe the AWS cloud migration project in Fannie Mae. Part 3 and 4 are my contributions. Part 5 is the application of Generative AI and LLMs.</w:t>
+        <w:rPr>
+          <w:rFonts w:hint="eastAsia"/>
+        </w:rPr>
+        <w:t>C</w:t>
+      </w:r>
+      <w:r>
+        <w:rPr>
+          <w:rFonts w:hint="eastAsia"/>
+        </w:rPr>
+        <w:t>onference. It</w:t>
+      </w:r>
+      <w:r>
+        <w:t>’</w:t>
+      </w:r>
+      <w:r>
+        <w:rPr>
+          <w:rFonts w:hint="eastAsia"/>
+        </w:rPr>
+        <w:t xml:space="preserve">s an honor to be </w:t>
+      </w:r>
+      <w:r>
+        <w:rPr>
+          <w:rFonts w:hint="eastAsia"/>
+        </w:rPr>
+        <w:t xml:space="preserve">here, as </w:t>
+      </w:r>
+      <w:r>
+        <w:rPr>
+          <w:rFonts w:hint="eastAsia"/>
+        </w:rPr>
+        <w:t xml:space="preserve">a frame for so many </w:t>
+      </w:r>
+      <w:r>
+        <w:rPr>
+          <w:rFonts w:hint="eastAsia"/>
+        </w:rPr>
+        <w:t xml:space="preserve">beautiful </w:t>
+      </w:r>
+      <w:r>
+        <w:t>pictures, and</w:t>
+      </w:r>
+      <w:r>
+        <w:rPr>
+          <w:rFonts w:hint="eastAsia"/>
+        </w:rPr>
+        <w:t xml:space="preserve"> as </w:t>
+      </w:r>
+      <w:r>
+        <w:rPr>
+          <w:rFonts w:hint="eastAsia"/>
+        </w:rPr>
+        <w:t xml:space="preserve">a green leave for so many colorful </w:t>
+      </w:r>
+      <w:r>
+        <w:t>flowers</w:t>
+      </w:r>
+      <w:r>
+        <w:rPr>
+          <w:rFonts w:hint="eastAsia"/>
+        </w:rPr>
+        <w:t>.</w:t>
+      </w:r>
+      <w:r>
+        <w:rPr>
+          <w:rFonts w:hint="eastAsia"/>
+        </w:rPr>
+        <w:t xml:space="preserve"> </w:t>
+      </w:r>
+    </w:p>
+    <w:p>
+      <w:r>
+        <w:rPr>
+          <w:rFonts w:hint="eastAsia"/>
+        </w:rPr>
+        <w:t>It</w:t>
+      </w:r>
+      <w:r>
+        <w:t>’</w:t>
+      </w:r>
+      <w:r>
+        <w:rPr>
+          <w:rFonts w:hint="eastAsia"/>
+        </w:rPr>
+        <w:t xml:space="preserve">s interesting that many things in the world </w:t>
+      </w:r>
+      <w:r>
+        <w:t>have</w:t>
+      </w:r>
+      <w:r>
+        <w:rPr>
+          <w:rFonts w:hint="eastAsia"/>
+        </w:rPr>
+        <w:t xml:space="preserve"> opposite side</w:t>
+      </w:r>
+      <w:r>
+        <w:rPr>
+          <w:rFonts w:hint="eastAsia"/>
+        </w:rPr>
+        <w:t>s</w:t>
+      </w:r>
+      <w:r>
+        <w:rPr>
+          <w:rFonts w:hint="eastAsia"/>
+        </w:rPr>
+        <w:t>:</w:t>
+      </w:r>
+      <w:r>
+        <w:rPr>
+          <w:rFonts w:hint="eastAsia"/>
+        </w:rPr>
+        <w:t xml:space="preserve"> Woman and man, head and tail, </w:t>
+      </w:r>
+      <w:r>
+        <w:rPr>
+          <w:rFonts w:hint="eastAsia"/>
+        </w:rPr>
+        <w:t>free and paid</w:t>
+      </w:r>
+      <w:r>
+        <w:rPr>
+          <w:rFonts w:hint="eastAsia"/>
+        </w:rPr>
+        <w:t xml:space="preserve">, </w:t>
+      </w:r>
+      <w:r>
+        <w:rPr>
+          <w:rFonts w:hint="eastAsia"/>
+        </w:rPr>
+        <w:t>open-source and close-end, l</w:t>
+      </w:r>
+      <w:r>
+        <w:rPr>
+          <w:rFonts w:hint="eastAsia"/>
+        </w:rPr>
+        <w:t>ocal and cloud.</w:t>
+      </w:r>
+      <w:r>
+        <w:rPr>
+          <w:rFonts w:hint="eastAsia"/>
+        </w:rPr>
+        <w:t xml:space="preserve"> </w:t>
+      </w:r>
+      <w:r>
+        <w:rPr>
+          <w:rFonts w:hint="eastAsia"/>
+        </w:rPr>
+        <w:t>Although p</w:t>
+      </w:r>
+      <w:r>
+        <w:rPr>
+          <w:rFonts w:hint="eastAsia"/>
+        </w:rPr>
+        <w:t xml:space="preserve">eople like simple answers such as free open-source </w:t>
+      </w:r>
+      <w:r>
+        <w:t>software</w:t>
+      </w:r>
+      <w:r>
+        <w:rPr>
+          <w:rFonts w:hint="eastAsia"/>
+        </w:rPr>
+        <w:t xml:space="preserve"> is better, or cloud computing is better</w:t>
+      </w:r>
+      <w:r>
+        <w:rPr>
+          <w:rFonts w:hint="eastAsia"/>
+        </w:rPr>
+        <w:t xml:space="preserve">, most things are </w:t>
+      </w:r>
+      <w:r>
+        <w:t>combination</w:t>
+      </w:r>
+      <w:r>
+        <w:rPr>
+          <w:rFonts w:hint="eastAsia"/>
+        </w:rPr>
+        <w:t>s of cons and pros I</w:t>
+      </w:r>
+      <w:r>
+        <w:rPr>
+          <w:rFonts w:hint="eastAsia"/>
+        </w:rPr>
+        <w:t xml:space="preserve">s </w:t>
+      </w:r>
+      <w:r>
+        <w:t>running</w:t>
+      </w:r>
+      <w:r>
+        <w:rPr>
+          <w:rFonts w:hint="eastAsia"/>
+        </w:rPr>
+        <w:t xml:space="preserve"> machine learning models with Python/R on AWS better than SAS on local computers?</w:t>
+      </w:r>
+      <w:r>
+        <w:rPr>
+          <w:rFonts w:hint="eastAsia"/>
+        </w:rPr>
+        <w:t xml:space="preserve"> I will discuss this topic in my presentation.</w:t>
       </w:r>
     </w:p>
     <w:p>
@@ -341,13 +306,15 @@
         <w:rPr>
           <w:rFonts w:hint="eastAsia"/>
         </w:rPr>
-        <w:t xml:space="preserve">----------------------------------------------------------Page </w:t>
-      </w:r>
-      <w:r>
-        <w:rPr>
-          <w:rFonts w:hint="eastAsia"/>
-        </w:rPr>
-        <w:t>3</w:t>
+        <w:t>----------------------------------------------------------Page 2 Agenda-------------------------------------------------</w:t>
+      </w:r>
+    </w:p>
+    <w:p>
+      <w:r>
+        <w:rPr>
+          <w:rFonts w:hint="eastAsia"/>
+        </w:rPr>
+        <w:t>This is the topic I will present for today.</w:t>
       </w:r>
       <w:r>
         <w:rPr>
@@ -356,185 +323,22 @@
         <w:t xml:space="preserve"> </w:t>
       </w:r>
       <w:r>
-        <w:rPr>
-          <w:rFonts w:hint="eastAsia"/>
-        </w:rPr>
-        <w:t xml:space="preserve">Background </w:t>
-      </w:r>
-      <w:r>
-        <w:rPr>
-          <w:rFonts w:hint="eastAsia"/>
-        </w:rPr>
-        <w:t>------------------------------------------</w:t>
-      </w:r>
-    </w:p>
-    <w:p>
-      <w:r>
-        <w:t>L</w:t>
-      </w:r>
-      <w:r>
-        <w:rPr>
-          <w:rFonts w:hint="eastAsia"/>
-        </w:rPr>
-        <w:t xml:space="preserve">et me start with the background of the story. In spring 2020, 6.5 years ago, I lived in NYC and was hired to work on the cloud migration project for Fannie Mae. I was supposed to move to DC but Covid-19 broke and I was asked to work remote. </w:t>
-      </w:r>
-    </w:p>
-    <w:p>
-      <w:r>
-        <w:rPr>
-          <w:rFonts w:hint="eastAsia"/>
-        </w:rPr>
-        <w:t>For those of you who are not familiar with Fannie Mae</w:t>
-      </w:r>
-      <w:r>
-        <w:rPr>
-          <w:rFonts w:hint="eastAsia"/>
-        </w:rPr>
-        <w:t xml:space="preserve"> and its business</w:t>
-      </w:r>
-      <w:r>
-        <w:rPr>
-          <w:rFonts w:hint="eastAsia"/>
-        </w:rPr>
-        <w:t xml:space="preserve">. Its full name is </w:t>
-      </w:r>
-      <w:r>
-        <w:t>Federal National Mortgage Association</w:t>
-      </w:r>
-      <w:r>
-        <w:rPr>
-          <w:rFonts w:hint="eastAsia"/>
-        </w:rPr>
-        <w:t xml:space="preserve">, founded </w:t>
-      </w:r>
-      <w:r>
-        <w:rPr>
-          <w:rFonts w:hint="eastAsia"/>
-        </w:rPr>
-        <w:t>in 1938 during the Great Depression</w:t>
-      </w:r>
-      <w:r>
-        <w:rPr>
-          <w:rFonts w:hint="eastAsia"/>
-        </w:rPr>
-        <w:t xml:space="preserve">. </w:t>
-      </w:r>
-      <w:r>
-        <w:t>I</w:t>
-      </w:r>
-      <w:r>
-        <w:rPr>
-          <w:rFonts w:hint="eastAsia"/>
-        </w:rPr>
-        <w:t xml:space="preserve">t supports the secondary mortgage market. Fannie Mae </w:t>
-      </w:r>
-      <w:r>
-        <w:t>doesn’t</w:t>
-      </w:r>
-      <w:r>
-        <w:rPr>
-          <w:rFonts w:hint="eastAsia"/>
-        </w:rPr>
-        <w:t xml:space="preserve"> originate loans like </w:t>
-      </w:r>
-      <w:r>
-        <w:rPr>
-          <w:rFonts w:hint="eastAsia"/>
-        </w:rPr>
-        <w:t>other</w:t>
-      </w:r>
-      <w:r>
-        <w:rPr>
-          <w:rFonts w:hint="eastAsia"/>
-        </w:rPr>
-        <w:t xml:space="preserve"> typical lender</w:t>
-      </w:r>
-      <w:r>
-        <w:rPr>
-          <w:rFonts w:hint="eastAsia"/>
-        </w:rPr>
-        <w:t>s</w:t>
-      </w:r>
-      <w:r>
-        <w:rPr>
-          <w:rFonts w:hint="eastAsia"/>
-        </w:rPr>
-        <w:t xml:space="preserve">. </w:t>
-      </w:r>
-      <w:r>
-        <w:t>B</w:t>
-      </w:r>
-      <w:r>
-        <w:rPr>
-          <w:rFonts w:hint="eastAsia"/>
-        </w:rPr>
-        <w:t>ut it acquire</w:t>
-      </w:r>
-      <w:r>
-        <w:rPr>
-          <w:rFonts w:hint="eastAsia"/>
-        </w:rPr>
-        <w:t>s</w:t>
-      </w:r>
-      <w:r>
-        <w:rPr>
-          <w:rFonts w:hint="eastAsia"/>
-        </w:rPr>
-        <w:t xml:space="preserve"> these loans </w:t>
-      </w:r>
-      <w:r>
-        <w:rPr>
-          <w:rFonts w:hint="eastAsia"/>
-        </w:rPr>
-        <w:t xml:space="preserve">from banks </w:t>
-      </w:r>
-      <w:r>
-        <w:rPr>
-          <w:rFonts w:hint="eastAsia"/>
-        </w:rPr>
-        <w:t xml:space="preserve">and issue mortgage related securities in exchange. Today, there is 65% of homeownership in the U.S. </w:t>
-      </w:r>
-      <w:r>
-        <w:rPr>
-          <w:rFonts w:hint="eastAsia"/>
-        </w:rPr>
-        <w:t>A</w:t>
-      </w:r>
-      <w:r>
-        <w:rPr>
-          <w:rFonts w:hint="eastAsia"/>
-        </w:rPr>
-        <w:t>nd 1 out 4 homes are financed by Fannie Mae.</w:t>
-      </w:r>
-      <w:r>
-        <w:rPr>
-          <w:rFonts w:hint="eastAsia"/>
-        </w:rPr>
-        <w:t xml:space="preserve"> </w:t>
-      </w:r>
-      <w:r>
-        <w:t>As of 2025, Fannie Mae held over $4.3 trillion in assets, making it the largest company in the United States and the fifth largest company in the world by that metric.</w:t>
-      </w:r>
-      <w:r>
-        <w:rPr>
-          <w:rFonts w:hint="eastAsia"/>
-        </w:rPr>
-        <w:t xml:space="preserve"> It </w:t>
-      </w:r>
-      <w:r>
-        <w:t>has</w:t>
-      </w:r>
-      <w:r>
-        <w:rPr>
-          <w:rFonts w:hint="eastAsia"/>
-        </w:rPr>
-        <w:t xml:space="preserve"> about 7000 employees and more than 10000</w:t>
-      </w:r>
-      <w:r>
-        <w:rPr>
-          <w:rFonts w:hint="eastAsia"/>
-        </w:rPr>
-        <w:t>.</w:t>
+        <w:t>P</w:t>
+      </w:r>
+      <w:r>
+        <w:rPr>
+          <w:rFonts w:hint="eastAsia"/>
+        </w:rPr>
+        <w:t xml:space="preserve">art 1 is background. </w:t>
+      </w:r>
+      <w:r>
+        <w:t>P</w:t>
+      </w:r>
+      <w:r>
+        <w:rPr>
+          <w:rFonts w:hint="eastAsia"/>
+        </w:rPr>
+        <w:t>art 2 describe the AWS cloud migration project in Fannie Mae. Part 3 and 4 are my contributions. Part 5 is the application of Generative AI and LLMs.</w:t>
       </w:r>
     </w:p>
     <w:p>
@@ -545,7 +349,31 @@
         <w:rPr>
           <w:rFonts w:hint="eastAsia"/>
         </w:rPr>
-        <w:t>----------------------------------------------------------Page 4 cloud migration --------------------------------------</w:t>
+        <w:t xml:space="preserve">----------------------------------------------------------Page </w:t>
+      </w:r>
+      <w:r>
+        <w:rPr>
+          <w:rFonts w:hint="eastAsia"/>
+        </w:rPr>
+        <w:t>3</w:t>
+      </w:r>
+      <w:r>
+        <w:rPr>
+          <w:rFonts w:hint="eastAsia"/>
+        </w:rPr>
+        <w:t xml:space="preserve"> </w:t>
+      </w:r>
+      <w:r>
+        <w:rPr>
+          <w:rFonts w:hint="eastAsia"/>
+        </w:rPr>
+        <w:t xml:space="preserve">Background </w:t>
+      </w:r>
+      <w:r>
+        <w:rPr>
+          <w:rFonts w:hint="eastAsia"/>
+        </w:rPr>
+        <w:t>------------------------------------------</w:t>
       </w:r>
     </w:p>
     <w:p>
@@ -556,54 +384,174 @@
         <w:rPr>
           <w:rFonts w:hint="eastAsia"/>
         </w:rPr>
-        <w:t xml:space="preserve">ike many financial institutions, Fannie Mae also </w:t>
-      </w:r>
-      <w:r>
-        <w:t>undertook</w:t>
-      </w:r>
-      <w:r>
-        <w:rPr>
-          <w:rFonts w:hint="eastAsia"/>
-        </w:rPr>
-        <w:t xml:space="preserve"> large scale digital transformations to </w:t>
-      </w:r>
-      <w:r>
-        <w:t>further</w:t>
-      </w:r>
-      <w:r>
-        <w:rPr>
-          <w:rFonts w:hint="eastAsia"/>
-        </w:rPr>
-        <w:t xml:space="preserve"> its mission and accelerate its infrastructure </w:t>
-      </w:r>
-      <w:r>
-        <w:t>modernization</w:t>
-      </w:r>
-      <w:r>
-        <w:rPr>
-          <w:rFonts w:hint="eastAsia"/>
-        </w:rPr>
-        <w:t xml:space="preserve"> on AWS. In this journey, AWS helps financial institutions like Fannie Mae in 6 perspectives: business, people, governance, platform, security and operations.</w:t>
-      </w:r>
-    </w:p>
-    <w:p>
+        <w:t xml:space="preserve">et me start with the background of the story. In spring 2020, 6.5 years ago, I lived in NYC and was hired to work on the cloud migration project for Fannie Mae. I was supposed to move to DC but Covid-19 broke and I was asked to work remote. </w:t>
+      </w:r>
+    </w:p>
+    <w:p>
+      <w:r>
+        <w:rPr>
+          <w:rFonts w:hint="eastAsia"/>
+        </w:rPr>
+        <w:t>For those of you who are not familiar with Fannie Mae</w:t>
+      </w:r>
+      <w:r>
+        <w:rPr>
+          <w:rFonts w:hint="eastAsia"/>
+        </w:rPr>
+        <w:t xml:space="preserve"> and its business</w:t>
+      </w:r>
+      <w:r>
+        <w:rPr>
+          <w:rFonts w:hint="eastAsia"/>
+        </w:rPr>
+        <w:t xml:space="preserve">. Its full name is </w:t>
+      </w:r>
+      <w:r>
+        <w:t>Federal National Mortgage Association</w:t>
+      </w:r>
+      <w:r>
+        <w:rPr>
+          <w:rFonts w:hint="eastAsia"/>
+        </w:rPr>
+        <w:t xml:space="preserve">, founded </w:t>
+      </w:r>
+      <w:r>
+        <w:rPr>
+          <w:rFonts w:hint="eastAsia"/>
+        </w:rPr>
+        <w:t>in 1938 during the Great Depression</w:t>
+      </w:r>
+      <w:r>
+        <w:rPr>
+          <w:rFonts w:hint="eastAsia"/>
+        </w:rPr>
+        <w:t xml:space="preserve">. </w:t>
+      </w:r>
+      <w:r>
+        <w:t>I</w:t>
+      </w:r>
+      <w:r>
+        <w:rPr>
+          <w:rFonts w:hint="eastAsia"/>
+        </w:rPr>
+        <w:t xml:space="preserve">t supports the secondary mortgage market. Fannie Mae </w:t>
+      </w:r>
+      <w:r>
+        <w:t>doesn’t</w:t>
+      </w:r>
+      <w:r>
+        <w:rPr>
+          <w:rFonts w:hint="eastAsia"/>
+        </w:rPr>
+        <w:t xml:space="preserve"> originate loans like </w:t>
+      </w:r>
+      <w:r>
+        <w:rPr>
+          <w:rFonts w:hint="eastAsia"/>
+        </w:rPr>
+        <w:t>other</w:t>
+      </w:r>
+      <w:r>
+        <w:rPr>
+          <w:rFonts w:hint="eastAsia"/>
+        </w:rPr>
+        <w:t xml:space="preserve"> typical lender</w:t>
+      </w:r>
+      <w:r>
+        <w:rPr>
+          <w:rFonts w:hint="eastAsia"/>
+        </w:rPr>
+        <w:t>s</w:t>
+      </w:r>
+      <w:r>
+        <w:rPr>
+          <w:rFonts w:hint="eastAsia"/>
+        </w:rPr>
+        <w:t xml:space="preserve">. </w:t>
+      </w:r>
+      <w:r>
+        <w:t>B</w:t>
+      </w:r>
+      <w:r>
+        <w:rPr>
+          <w:rFonts w:hint="eastAsia"/>
+        </w:rPr>
+        <w:t>ut it acquire</w:t>
+      </w:r>
+      <w:r>
+        <w:rPr>
+          <w:rFonts w:hint="eastAsia"/>
+        </w:rPr>
+        <w:t>s</w:t>
+      </w:r>
+      <w:r>
+        <w:rPr>
+          <w:rFonts w:hint="eastAsia"/>
+        </w:rPr>
+        <w:t xml:space="preserve"> these loans </w:t>
+      </w:r>
+      <w:r>
+        <w:rPr>
+          <w:rFonts w:hint="eastAsia"/>
+        </w:rPr>
+        <w:t xml:space="preserve">from banks </w:t>
+      </w:r>
+      <w:r>
+        <w:rPr>
+          <w:rFonts w:hint="eastAsia"/>
+        </w:rPr>
+        <w:t xml:space="preserve">and issue mortgage related securities in exchange. Today, there is 65% of homeownership in the U.S. </w:t>
+      </w:r>
+      <w:r>
+        <w:rPr>
+          <w:rFonts w:hint="eastAsia"/>
+        </w:rPr>
+        <w:t>A</w:t>
+      </w:r>
+      <w:r>
+        <w:rPr>
+          <w:rFonts w:hint="eastAsia"/>
+        </w:rPr>
+        <w:t>nd 1 out 4 homes are financed by Fannie Mae.</w:t>
+      </w:r>
+      <w:r>
+        <w:rPr>
+          <w:rFonts w:hint="eastAsia"/>
+        </w:rPr>
+        <w:t xml:space="preserve"> </w:t>
+      </w:r>
+      <w:r>
+        <w:t>As of 2025, Fannie Mae held over $4.3 trillion in assets, making it the largest company in the United States and the fifth largest company in the world by that metric.</w:t>
+      </w:r>
+      <w:r>
+        <w:rPr>
+          <w:rFonts w:hint="eastAsia"/>
+        </w:rPr>
+        <w:t xml:space="preserve"> It </w:t>
+      </w:r>
+      <w:r>
+        <w:t>has</w:t>
+      </w:r>
+      <w:r>
+        <w:rPr>
+          <w:rFonts w:hint="eastAsia"/>
+        </w:rPr>
+        <w:t xml:space="preserve"> about 7000 employees and more than 10000</w:t>
+      </w:r>
+      <w:r>
+        <w:rPr>
+          <w:rFonts w:hint="eastAsia"/>
+        </w:rPr>
+        <w:t>.</w:t>
+      </w:r>
+    </w:p>
+    <w:p>
+      <w:r>
+        <w:t xml:space="preserve">Fannie Mae buys single-family and multifamily mortgages from banks, credit unions and other lenders across the United States, giving those lenders cash to make more home loans. It does not lend to homebuyers directly; instead it pools most of the loans it buys into mortgage-backed securities and guarantees investors timely payment of principal and interest. Lenders deliver loans that meet its underwriting standards, often checked through its Desktop Underwriter system. The company earns guaranty fees on the securities it backs and interest </w:t>
+      </w:r>
       <w:r>
         <w:lastRenderedPageBreak/>
-        <w:t>S</w:t>
-      </w:r>
-      <w:r>
-        <w:rPr>
-          <w:rFonts w:hint="eastAsia"/>
-        </w:rPr>
-        <w:t>ervers, applications</w:t>
-      </w:r>
-    </w:p>
-    <w:p>
-      <w:r>
-        <w:rPr>
-          <w:rFonts w:hint="eastAsia"/>
-        </w:rPr>
-        <w:t>C++, Java,</w:t>
+        <w:t>income on loans held in its portfolio. Congress chartered it in 1938, it has operated under federal conservatorship since 2008, and it is headquartered in Washington, D.C.</w:t>
       </w:r>
     </w:p>
     <w:p>
@@ -614,6 +562,120 @@
         <w:rPr>
           <w:rFonts w:hint="eastAsia"/>
         </w:rPr>
+        <w:t>----------------------------------------------------------Page 4 cloud migration --------------------------------------</w:t>
+      </w:r>
+    </w:p>
+    <w:p>
+      <w:r>
+        <w:t>L</w:t>
+      </w:r>
+      <w:r>
+        <w:rPr>
+          <w:rFonts w:hint="eastAsia"/>
+        </w:rPr>
+        <w:t xml:space="preserve">ike many financial institutions, Fannie Mae also </w:t>
+      </w:r>
+      <w:r>
+        <w:t>undertook</w:t>
+      </w:r>
+      <w:r>
+        <w:rPr>
+          <w:rFonts w:hint="eastAsia"/>
+        </w:rPr>
+        <w:t xml:space="preserve"> large scale digital transformations to </w:t>
+      </w:r>
+      <w:r>
+        <w:t>further</w:t>
+      </w:r>
+      <w:r>
+        <w:rPr>
+          <w:rFonts w:hint="eastAsia"/>
+        </w:rPr>
+        <w:t xml:space="preserve"> its mission and accelerate its infrastructure </w:t>
+      </w:r>
+      <w:r>
+        <w:t>modernization</w:t>
+      </w:r>
+      <w:r>
+        <w:rPr>
+          <w:rFonts w:hint="eastAsia"/>
+        </w:rPr>
+        <w:t xml:space="preserve"> on AWS. In this journey, AWS helps financial institutions like Fannie Mae in 6 perspectives: business, people, governance, platform, security and operations.</w:t>
+      </w:r>
+    </w:p>
+    <w:p>
+      <w:r>
+        <w:t>S</w:t>
+      </w:r>
+      <w:r>
+        <w:rPr>
+          <w:rFonts w:hint="eastAsia"/>
+        </w:rPr>
+        <w:t>ervers, applications</w:t>
+      </w:r>
+    </w:p>
+    <w:p>
+      <w:pPr>
+        <w:rPr>
+          <w:rFonts w:hint="eastAsia"/>
+        </w:rPr>
+      </w:pPr>
+      <w:r>
+        <w:rPr>
+          <w:rFonts w:hint="eastAsia"/>
+        </w:rPr>
+        <w:t>11,000 servers: 5700 App servers, 1800 DB servers</w:t>
+      </w:r>
+    </w:p>
+    <w:p>
+      <w:r>
+        <w:rPr>
+          <w:rFonts w:hint="eastAsia"/>
+        </w:rPr>
+        <w:t>2500 on premises and cloud software assets</w:t>
+      </w:r>
+    </w:p>
+    <w:p>
+      <w:pPr>
+        <w:rPr>
+          <w:rFonts w:hint="eastAsia"/>
+        </w:rPr>
+      </w:pPr>
+      <w:r>
+        <w:rPr>
+          <w:rFonts w:hint="eastAsia"/>
+        </w:rPr>
+        <w:t xml:space="preserve">Technologies used: </w:t>
+      </w:r>
+      <w:bookmarkEnd w:id="0"/>
+      <w:r>
+        <w:rPr>
+          <w:rFonts w:hint="eastAsia"/>
+        </w:rPr>
+        <w:t xml:space="preserve">SQL server, Oracle, Sybase, </w:t>
+      </w:r>
+      <w:r>
+        <w:rPr>
+          <w:rFonts w:hint="eastAsia"/>
+        </w:rPr>
+        <w:t>C++, Java,</w:t>
+      </w:r>
+      <w:r>
+        <w:rPr>
+          <w:rFonts w:hint="eastAsia"/>
+        </w:rPr>
+        <w:t xml:space="preserve"> SAS, R grid</w:t>
+      </w:r>
+    </w:p>
+    <w:p/>
+    <w:p>
+      <w:pPr>
+        <w:jc w:val="center"/>
+      </w:pPr>
+      <w:r>
+        <w:rPr>
+          <w:rFonts w:hint="eastAsia"/>
+        </w:rPr>
         <w:t xml:space="preserve">----------------------------------------------------------Page </w:t>
       </w:r>
       <w:r>
@@ -641,7 +703,6 @@
         <w:t>--------------------------------------</w:t>
       </w:r>
     </w:p>
-    <w:p/>
     <w:p>
       <w:r>
         <w:rPr>
@@ -661,49 +722,17 @@
     </w:p>
     <w:p>
       <w:r>
-        <w:t xml:space="preserve">Loss severity = dollar loss / unpaid </w:t>
-      </w:r>
-      <w:proofErr w:type="gramStart"/>
-      <w:r>
-        <w:t>principle</w:t>
-      </w:r>
-      <w:proofErr w:type="gramEnd"/>
-      <w:r>
-        <w:t xml:space="preserve"> </w:t>
-      </w:r>
-      <w:proofErr w:type="gramStart"/>
-      <w:r>
-        <w:t>balance(</w:t>
-      </w:r>
-      <w:proofErr w:type="gramEnd"/>
-      <w:r>
-        <w:t>UPB)</w:t>
-      </w:r>
-    </w:p>
-    <w:p/>
-    <w:p>
-      <w:r>
-        <w:rPr>
-          <w:rFonts w:hint="eastAsia"/>
-        </w:rPr>
-        <w:t xml:space="preserve">AWS </w:t>
-      </w:r>
-      <w:proofErr w:type="spellStart"/>
-      <w:r>
-        <w:rPr>
-          <w:rFonts w:hint="eastAsia"/>
-        </w:rPr>
-        <w:t>Sagemaker</w:t>
-      </w:r>
-      <w:proofErr w:type="spellEnd"/>
-      <w:r>
-        <w:rPr>
-          <w:rFonts w:hint="eastAsia"/>
-        </w:rPr>
-        <w:t>, S3, EMR, Glue</w:t>
-      </w:r>
-    </w:p>
-    <w:p/>
+        <w:t>Loss severity = dollar loss / unpaid principle balance(UPB)</w:t>
+      </w:r>
+    </w:p>
+    <w:p>
+      <w:r>
+        <w:rPr>
+          <w:rFonts w:hint="eastAsia"/>
+        </w:rPr>
+        <w:t>AWS Sagemaker, S3, EMR, Glue</w:t>
+      </w:r>
+    </w:p>
     <w:p>
       <w:r>
         <w:t>SAS to Python Code Conversion powered by GenAI Info</w:t>

--- a/script.docx
+++ b/script.docx
@@ -547,7 +547,25 @@
     </w:p>
     <w:p>
       <w:r>
-        <w:t xml:space="preserve">Fannie Mae buys single-family and multifamily mortgages from banks, credit unions and other lenders across the United States, giving those lenders cash to make more home loans. It does not lend to homebuyers directly; instead it pools most of the loans it buys into mortgage-backed securities and guarantees investors timely payment of principal and interest. Lenders deliver loans that meet its underwriting standards, often checked through its Desktop Underwriter system. The company earns guaranty fees on the securities it backs and interest </w:t>
+        <w:t>Fannie Mae buys single-family and multifamily mortgages from banks, credit unions and other lenders across the United States, giving those lenders cash to make more home loans. It does not lend to homebuyers directly</w:t>
+      </w:r>
+      <w:r>
+        <w:t>.</w:t>
+      </w:r>
+      <w:r>
+        <w:t xml:space="preserve"> </w:t>
+      </w:r>
+      <w:r>
+        <w:t>I</w:t>
+      </w:r>
+      <w:r>
+        <w:t>nstead</w:t>
+      </w:r>
+      <w:r>
+        <w:t>,</w:t>
+      </w:r>
+      <w:r>
+        <w:t xml:space="preserve"> it pools most of the loans it buys into mortgage-backed securities and guarantees investors timely payment of principal and interest. Lenders deliver loans that meet its underwriting standards, often checked through its Desktop Underwriter system. The company earns guaranty fees on the securities it backs and interest </w:t>
       </w:r>
       <w:r>
         <w:lastRenderedPageBreak/>
@@ -615,11 +633,6 @@
       </w:r>
     </w:p>
     <w:p>
-      <w:pPr>
-        <w:rPr>
-          <w:rFonts w:hint="eastAsia"/>
-        </w:rPr>
-      </w:pPr>
       <w:r>
         <w:rPr>
           <w:rFonts w:hint="eastAsia"/>
@@ -636,11 +649,6 @@
       </w:r>
     </w:p>
     <w:p>
-      <w:pPr>
-        <w:rPr>
-          <w:rFonts w:hint="eastAsia"/>
-        </w:rPr>
-      </w:pPr>
       <w:r>
         <w:rPr>
           <w:rFonts w:hint="eastAsia"/>
@@ -652,22 +660,9 @@
         <w:rPr>
           <w:rFonts w:hint="eastAsia"/>
         </w:rPr>
-        <w:t xml:space="preserve">SQL server, Oracle, Sybase, </w:t>
-      </w:r>
-      <w:r>
-        <w:rPr>
-          <w:rFonts w:hint="eastAsia"/>
-        </w:rPr>
-        <w:t>C++, Java,</w:t>
-      </w:r>
-      <w:r>
-        <w:rPr>
-          <w:rFonts w:hint="eastAsia"/>
-        </w:rPr>
-        <w:t xml:space="preserve"> SAS, R grid</w:t>
-      </w:r>
-    </w:p>
-    <w:p/>
+        <w:t>SQL server, Oracle, Sybase, C++, Java, SAS, R grid</w:t>
+      </w:r>
+    </w:p>
     <w:p>
       <w:pPr>
         <w:jc w:val="center"/>
@@ -676,6 +671,42 @@
         <w:rPr>
           <w:rFonts w:hint="eastAsia"/>
         </w:rPr>
+        <w:t xml:space="preserve">---------------------------------------------------------Page 5 </w:t>
+      </w:r>
+      <w:r>
+        <w:t xml:space="preserve">cloud migration </w:t>
+      </w:r>
+      <w:r>
+        <w:rPr>
+          <w:rFonts w:hint="eastAsia"/>
+        </w:rPr>
+        <w:t>-----------</w:t>
+      </w:r>
+      <w:r>
+        <w:t>-------</w:t>
+      </w:r>
+      <w:r>
+        <w:rPr>
+          <w:rFonts w:hint="eastAsia"/>
+        </w:rPr>
+        <w:t>---------------------</w:t>
+      </w:r>
+    </w:p>
+    <w:p>
+      <w:r>
+        <w:t xml:space="preserve">Many organizations migrate their assets to the cloud, including regulators, banks, exchange, insurance company, credit card. </w:t>
+      </w:r>
+    </w:p>
+    <w:p/>
+    <w:p/>
+    <w:p>
+      <w:pPr>
+        <w:jc w:val="center"/>
+      </w:pPr>
+      <w:r>
+        <w:rPr>
+          <w:rFonts w:hint="eastAsia"/>
+        </w:rPr>
         <w:t xml:space="preserve">----------------------------------------------------------Page </w:t>
       </w:r>
       <w:r>
@@ -722,15 +753,45 @@
     </w:p>
     <w:p>
       <w:r>
-        <w:t>Loss severity = dollar loss / unpaid principle balance(UPB)</w:t>
-      </w:r>
-    </w:p>
-    <w:p>
-      <w:r>
-        <w:rPr>
-          <w:rFonts w:hint="eastAsia"/>
-        </w:rPr>
-        <w:t>AWS Sagemaker, S3, EMR, Glue</w:t>
+        <w:t xml:space="preserve">Loss severity = dollar loss / unpaid </w:t>
+      </w:r>
+      <w:proofErr w:type="gramStart"/>
+      <w:r>
+        <w:t>principle</w:t>
+      </w:r>
+      <w:proofErr w:type="gramEnd"/>
+      <w:r>
+        <w:t xml:space="preserve"> </w:t>
+      </w:r>
+      <w:proofErr w:type="gramStart"/>
+      <w:r>
+        <w:t>balance(</w:t>
+      </w:r>
+      <w:proofErr w:type="gramEnd"/>
+      <w:r>
+        <w:t>UPB)</w:t>
+      </w:r>
+    </w:p>
+    <w:p>
+      <w:r>
+        <w:rPr>
+          <w:rFonts w:hint="eastAsia"/>
+        </w:rPr>
+        <w:t xml:space="preserve">AWS </w:t>
+      </w:r>
+      <w:proofErr w:type="spellStart"/>
+      <w:r>
+        <w:rPr>
+          <w:rFonts w:hint="eastAsia"/>
+        </w:rPr>
+        <w:t>Sagemaker</w:t>
+      </w:r>
+      <w:proofErr w:type="spellEnd"/>
+      <w:r>
+        <w:rPr>
+          <w:rFonts w:hint="eastAsia"/>
+        </w:rPr>
+        <w:t>, S3, EMR, Glue</w:t>
       </w:r>
     </w:p>
     <w:p>

--- a/script.docx
+++ b/script.docx
@@ -753,25 +753,34 @@
     </w:p>
     <w:p>
       <w:r>
+        <w:t>Enterprise Modeling and Analytics team—along with related quantitative and mortgage risk groups—deals with cash flow analysis across two primary domains: mortgage/portfolio cash-flow modeling (for agency MBS, fixed-income valuation, and prepayment/default simulations) and borrower/business cash-flow analysis (such as Form 1084 and Desktop Underwriter (DU) cashflow assessments)</w:t>
+      </w:r>
+    </w:p>
+    <w:p/>
+    <w:p>
+      <w:r>
         <w:t xml:space="preserve">Loss severity = dollar loss / unpaid </w:t>
       </w:r>
-      <w:proofErr w:type="gramStart"/>
-      <w:r>
-        <w:t>principle</w:t>
-      </w:r>
-      <w:proofErr w:type="gramEnd"/>
+      <w:r>
+        <w:t>principal</w:t>
+      </w:r>
       <w:r>
         <w:t xml:space="preserve"> </w:t>
       </w:r>
-      <w:proofErr w:type="gramStart"/>
-      <w:r>
-        <w:t>balance(</w:t>
-      </w:r>
-      <w:proofErr w:type="gramEnd"/>
+      <w:r>
+        <w:t>balance (</w:t>
+      </w:r>
       <w:r>
         <w:t>UPB)</w:t>
       </w:r>
     </w:p>
+    <w:p/>
+    <w:p>
+      <w:r>
+        <w:t>Fannie Mae’s Common Cash Flow Applications (CCFA) is an internal loan-level cash flow forecast and analytics model used by the Enterprise Modeling and Analytics team to simulate mortgage cash flows, project borrower behavior, and model prepayment or default risks under various economic scenarios</w:t>
+      </w:r>
+    </w:p>
+    <w:p/>
     <w:p>
       <w:r>
         <w:rPr>

--- a/script.docx
+++ b/script.docx
@@ -86,6 +86,9 @@
         <w:t xml:space="preserve">26 </w:t>
       </w:r>
       <w:r>
+        <w:t xml:space="preserve">WSDS </w:t>
+      </w:r>
+      <w:r>
         <w:rPr>
           <w:rFonts w:hint="eastAsia"/>
         </w:rPr>
@@ -295,7 +298,36 @@
         <w:rPr>
           <w:rFonts w:hint="eastAsia"/>
         </w:rPr>
-        <w:t xml:space="preserve"> I will discuss this topic in my presentation.</w:t>
+        <w:t xml:space="preserve"> </w:t>
+      </w:r>
+    </w:p>
+    <w:p>
+      <w:r>
+        <w:t>L</w:t>
+      </w:r>
+      <w:r>
+        <w:rPr>
+          <w:rFonts w:hint="eastAsia"/>
+        </w:rPr>
+        <w:t xml:space="preserve">et me start with the background of the story. In spring 2020, 6.5 years ago, I lived in NYC and was hired to work on the cloud migration project for Fannie Mae. I was supposed to move to DC but Covid-19 broke and I was asked to work remote. </w:t>
+      </w:r>
+    </w:p>
+    <w:p/>
+    <w:p>
+      <w:r>
+        <w:rPr>
+          <w:rFonts w:hint="eastAsia"/>
+        </w:rPr>
+        <w:t xml:space="preserve">I will discuss this topic </w:t>
+      </w:r>
+      <w:r>
+        <w:t>based on my previous work experience at Fannie Mae</w:t>
+      </w:r>
+      <w:r>
+        <w:rPr>
+          <w:rFonts w:hint="eastAsia"/>
+        </w:rPr>
+        <w:t>.</w:t>
       </w:r>
     </w:p>
     <w:p>
@@ -378,17 +410,6 @@
     </w:p>
     <w:p>
       <w:r>
-        <w:t>L</w:t>
-      </w:r>
-      <w:r>
-        <w:rPr>
-          <w:rFonts w:hint="eastAsia"/>
-        </w:rPr>
-        <w:t xml:space="preserve">et me start with the background of the story. In spring 2020, 6.5 years ago, I lived in NYC and was hired to work on the cloud migration project for Fannie Mae. I was supposed to move to DC but Covid-19 broke and I was asked to work remote. </w:t>
-      </w:r>
-    </w:p>
-    <w:p>
-      <w:r>
         <w:rPr>
           <w:rFonts w:hint="eastAsia"/>
         </w:rPr>
@@ -565,11 +586,11 @@
         <w:t>,</w:t>
       </w:r>
       <w:r>
-        <w:t xml:space="preserve"> it pools most of the loans it buys into mortgage-backed securities and guarantees investors timely payment of principal and interest. Lenders deliver loans that meet its underwriting standards, often checked through its Desktop Underwriter system. The company earns guaranty fees on the securities it backs and interest </w:t>
+        <w:t xml:space="preserve"> it pools most of the loans it buys into mortgage-</w:t>
       </w:r>
       <w:r>
         <w:lastRenderedPageBreak/>
-        <w:t>income on loans held in its portfolio. Congress chartered it in 1938, it has operated under federal conservatorship since 2008, and it is headquartered in Washington, D.C.</w:t>
+        <w:t>backed securities and guarantees investors timely payment of principal and interest. Lenders deliver loans that meet its underwriting standards, often checked through its Desktop Underwriter system. The company earns guaranty fees on the securities it backs and interest income on loans held in its portfolio. Congress chartered it in 1938, it has operated under federal conservatorship since 2008, and it is headquartered in Washington, D.C.</w:t>
       </w:r>
     </w:p>
     <w:p>
@@ -697,8 +718,6 @@
         <w:t xml:space="preserve">Many organizations migrate their assets to the cloud, including regulators, banks, exchange, insurance company, credit card. </w:t>
       </w:r>
     </w:p>
-    <w:p/>
-    <w:p/>
     <w:p>
       <w:pPr>
         <w:jc w:val="center"/>
@@ -774,9 +793,25 @@
         <w:t>UPB)</w:t>
       </w:r>
     </w:p>
+    <w:p>
+      <w:r>
+        <w:t>Default types</w:t>
+      </w:r>
+    </w:p>
+    <w:p>
+      <w:r>
+        <w:t>Property revenue</w:t>
+      </w:r>
+    </w:p>
+    <w:p>
+      <w:r>
+        <w:t>Primary mortgage insurance, borrower paid MI</w:t>
+      </w:r>
+    </w:p>
     <w:p/>
     <w:p>
       <w:r>
+        <w:lastRenderedPageBreak/>
         <w:t>Fannie Mae’s Common Cash Flow Applications (CCFA) is an internal loan-level cash flow forecast and analytics model used by the Enterprise Modeling and Analytics team to simulate mortgage cash flows, project borrower behavior, and model prepayment or default risks under various economic scenarios</w:t>
       </w:r>
     </w:p>
@@ -786,21 +821,7 @@
         <w:rPr>
           <w:rFonts w:hint="eastAsia"/>
         </w:rPr>
-        <w:t xml:space="preserve">AWS </w:t>
-      </w:r>
-      <w:proofErr w:type="spellStart"/>
-      <w:r>
-        <w:rPr>
-          <w:rFonts w:hint="eastAsia"/>
-        </w:rPr>
-        <w:t>Sagemaker</w:t>
-      </w:r>
-      <w:proofErr w:type="spellEnd"/>
-      <w:r>
-        <w:rPr>
-          <w:rFonts w:hint="eastAsia"/>
-        </w:rPr>
-        <w:t>, S3, EMR, Glue</w:t>
+        <w:t>AWS Sagemaker, S3, EMR, Glue</w:t>
       </w:r>
     </w:p>
     <w:p>

--- a/script.docx
+++ b/script.docx
@@ -211,7 +211,31 @@
         <w:rPr>
           <w:rFonts w:hint="eastAsia"/>
         </w:rPr>
-        <w:t xml:space="preserve"> Woman and man, head and tail, </w:t>
+        <w:t xml:space="preserve"> Wom</w:t>
+      </w:r>
+      <w:r>
+        <w:rPr>
+          <w:rFonts w:hint="eastAsia"/>
+        </w:rPr>
+        <w:t>e</w:t>
+      </w:r>
+      <w:r>
+        <w:rPr>
+          <w:rFonts w:hint="eastAsia"/>
+        </w:rPr>
+        <w:t>n and m</w:t>
+      </w:r>
+      <w:r>
+        <w:rPr>
+          <w:rFonts w:hint="eastAsia"/>
+        </w:rPr>
+        <w:t>e</w:t>
+      </w:r>
+      <w:r>
+        <w:rPr>
+          <w:rFonts w:hint="eastAsia"/>
+        </w:rPr>
+        <w:t xml:space="preserve">n, head and tail, </w:t>
       </w:r>
       <w:r>
         <w:rPr>
@@ -229,13 +253,43 @@
         <w:rPr>
           <w:rFonts w:hint="eastAsia"/>
         </w:rPr>
-        <w:t>open-source and close-end, l</w:t>
-      </w:r>
-      <w:r>
-        <w:rPr>
-          <w:rFonts w:hint="eastAsia"/>
-        </w:rPr>
-        <w:t>ocal and cloud.</w:t>
+        <w:t>open-source and close-</w:t>
+      </w:r>
+      <w:r>
+        <w:rPr>
+          <w:rFonts w:hint="eastAsia"/>
+        </w:rPr>
+        <w:t>source or proprietary software</w:t>
+      </w:r>
+      <w:r>
+        <w:rPr>
+          <w:rFonts w:hint="eastAsia"/>
+        </w:rPr>
+        <w:t xml:space="preserve">, </w:t>
+      </w:r>
+      <w:r>
+        <w:rPr>
+          <w:rFonts w:hint="eastAsia"/>
+        </w:rPr>
+        <w:t>on premises</w:t>
+      </w:r>
+      <w:r>
+        <w:rPr>
+          <w:rFonts w:hint="eastAsia"/>
+        </w:rPr>
+        <w:t xml:space="preserve"> and </w:t>
+      </w:r>
+      <w:r>
+        <w:rPr>
+          <w:rFonts w:hint="eastAsia"/>
+        </w:rPr>
+        <w:t xml:space="preserve">on </w:t>
+      </w:r>
+      <w:r>
+        <w:rPr>
+          <w:rFonts w:hint="eastAsia"/>
+        </w:rPr>
+        <w:t>cloud.</w:t>
       </w:r>
       <w:r>
         <w:rPr>
@@ -271,13 +325,28 @@
         <w:t xml:space="preserve">, most things are </w:t>
       </w:r>
       <w:r>
-        <w:t>combination</w:t>
-      </w:r>
-      <w:r>
-        <w:rPr>
-          <w:rFonts w:hint="eastAsia"/>
-        </w:rPr>
-        <w:t>s of cons and pros I</w:t>
+        <w:rPr>
+          <w:rFonts w:hint="eastAsia"/>
+        </w:rPr>
+        <w:t>a mix</w:t>
+      </w:r>
+      <w:r>
+        <w:rPr>
+          <w:rFonts w:hint="eastAsia"/>
+        </w:rPr>
+        <w:t xml:space="preserve"> of cons and pros</w:t>
+      </w:r>
+      <w:r>
+        <w:rPr>
+          <w:rFonts w:hint="eastAsia"/>
+        </w:rPr>
+        <w:t>.</w:t>
+      </w:r>
+      <w:r>
+        <w:rPr>
+          <w:rFonts w:hint="eastAsia"/>
+        </w:rPr>
+        <w:t xml:space="preserve"> I</w:t>
       </w:r>
       <w:r>
         <w:rPr>
@@ -292,7 +361,31 @@
         <w:rPr>
           <w:rFonts w:hint="eastAsia"/>
         </w:rPr>
-        <w:t xml:space="preserve"> machine learning models with Python/R on AWS better than SAS on local computers?</w:t>
+        <w:t xml:space="preserve"> machine learning models with Python/R on AWS </w:t>
+      </w:r>
+      <w:r>
+        <w:rPr>
+          <w:rFonts w:hint="eastAsia"/>
+        </w:rPr>
+        <w:t xml:space="preserve">really </w:t>
+      </w:r>
+      <w:r>
+        <w:rPr>
+          <w:rFonts w:hint="eastAsia"/>
+        </w:rPr>
+        <w:t xml:space="preserve">better than SAS on local </w:t>
+      </w:r>
+      <w:r>
+        <w:rPr>
+          <w:rFonts w:hint="eastAsia"/>
+        </w:rPr>
+        <w:t>machines</w:t>
+      </w:r>
+      <w:r>
+        <w:rPr>
+          <w:rFonts w:hint="eastAsia"/>
+        </w:rPr>
+        <w:t>?</w:t>
       </w:r>
       <w:r>
         <w:rPr>
@@ -300,20 +393,6 @@
         </w:rPr>
         <w:t xml:space="preserve"> </w:t>
       </w:r>
-    </w:p>
-    <w:p>
-      <w:r>
-        <w:t>L</w:t>
-      </w:r>
-      <w:r>
-        <w:rPr>
-          <w:rFonts w:hint="eastAsia"/>
-        </w:rPr>
-        <w:t xml:space="preserve">et me start with the background of the story. In spring 2020, 6.5 years ago, I lived in NYC and was hired to work on the cloud migration project for Fannie Mae. I was supposed to move to DC but Covid-19 broke and I was asked to work remote. </w:t>
-      </w:r>
-    </w:p>
-    <w:p/>
-    <w:p>
       <w:r>
         <w:rPr>
           <w:rFonts w:hint="eastAsia"/>
@@ -410,6 +489,17 @@
     </w:p>
     <w:p>
       <w:r>
+        <w:t>L</w:t>
+      </w:r>
+      <w:r>
+        <w:rPr>
+          <w:rFonts w:hint="eastAsia"/>
+        </w:rPr>
+        <w:t xml:space="preserve">et me start with the background of the story. In spring 2020, 6.5 years ago, I lived in NYC and was hired to work on the cloud migration project for Fannie Mae. I was supposed to move to DC but Covid-19 broke and I was asked to work remote. </w:t>
+      </w:r>
+    </w:p>
+    <w:p>
+      <w:r>
         <w:rPr>
           <w:rFonts w:hint="eastAsia"/>
         </w:rPr>
@@ -586,11 +676,11 @@
         <w:t>,</w:t>
       </w:r>
       <w:r>
-        <w:t xml:space="preserve"> it pools most of the loans it buys into mortgage-</w:t>
+        <w:t xml:space="preserve"> it pools most of the loans it buys into mortgage-backed securities and guarantees investors timely payment of principal and interest. Lenders deliver loans that meet its underwriting standards, often checked through its Desktop </w:t>
       </w:r>
       <w:r>
         <w:lastRenderedPageBreak/>
-        <w:t>backed securities and guarantees investors timely payment of principal and interest. Lenders deliver loans that meet its underwriting standards, often checked through its Desktop Underwriter system. The company earns guaranty fees on the securities it backs and interest income on loans held in its portfolio. Congress chartered it in 1938, it has operated under federal conservatorship since 2008, and it is headquartered in Washington, D.C.</w:t>
+        <w:t>Underwriter system. The company earns guaranty fees on the securities it backs and interest income on loans held in its portfolio. Congress chartered it in 1938, it has operated under federal conservatorship since 2008, and it is headquartered in Washington, D.C.</w:t>
       </w:r>
     </w:p>
     <w:p>
@@ -692,25 +782,39 @@
         <w:rPr>
           <w:rFonts w:hint="eastAsia"/>
         </w:rPr>
-        <w:t xml:space="preserve">---------------------------------------------------------Page 5 </w:t>
-      </w:r>
-      <w:r>
-        <w:t xml:space="preserve">cloud migration </w:t>
-      </w:r>
-      <w:r>
-        <w:rPr>
-          <w:rFonts w:hint="eastAsia"/>
-        </w:rPr>
-        <w:t>-----------</w:t>
-      </w:r>
-      <w:r>
-        <w:t>-------</w:t>
-      </w:r>
-      <w:r>
-        <w:rPr>
-          <w:rFonts w:hint="eastAsia"/>
-        </w:rPr>
-        <w:t>---------------------</w:t>
+        <w:t xml:space="preserve">-------------------------------------------Page 5 </w:t>
+      </w:r>
+      <w:r>
+        <w:t>cloud migration</w:t>
+      </w:r>
+      <w:r>
+        <w:rPr>
+          <w:rFonts w:hint="eastAsia"/>
+        </w:rPr>
+        <w:t xml:space="preserve"> in other </w:t>
+      </w:r>
+      <w:proofErr w:type="spellStart"/>
+      <w:r>
+        <w:rPr>
+          <w:rFonts w:hint="eastAsia"/>
+        </w:rPr>
+        <w:t>org</w:t>
+      </w:r>
+      <w:r>
+        <w:rPr>
+          <w:rFonts w:hint="eastAsia"/>
+        </w:rPr>
+        <w:t>nizations</w:t>
+      </w:r>
+      <w:proofErr w:type="spellEnd"/>
+      <w:r>
+        <w:t>------</w:t>
+      </w:r>
+      <w:r>
+        <w:rPr>
+          <w:rFonts w:hint="eastAsia"/>
+        </w:rPr>
+        <w:t>-------------------</w:t>
       </w:r>
     </w:p>
     <w:p>
@@ -719,14 +823,23 @@
       </w:r>
     </w:p>
     <w:p>
-      <w:pPr>
-        <w:jc w:val="center"/>
-      </w:pPr>
-      <w:r>
-        <w:rPr>
-          <w:rFonts w:hint="eastAsia"/>
-        </w:rPr>
-        <w:t xml:space="preserve">----------------------------------------------------------Page </w:t>
+      <w:r>
+        <w:rPr>
+          <w:rFonts w:hint="eastAsia"/>
+        </w:rPr>
+        <w:t>---------------</w:t>
+      </w:r>
+      <w:r>
+        <w:rPr>
+          <w:rFonts w:hint="eastAsia"/>
+        </w:rPr>
+        <w:t>--</w:t>
+      </w:r>
+      <w:r>
+        <w:rPr>
+          <w:rFonts w:hint="eastAsia"/>
+        </w:rPr>
+        <w:t xml:space="preserve">-------------------------------------------Page </w:t>
       </w:r>
       <w:r>
         <w:rPr>
@@ -750,7 +863,19 @@
         <w:rPr>
           <w:rFonts w:hint="eastAsia"/>
         </w:rPr>
-        <w:t>--------------------------------------</w:t>
+        <w:t>----</w:t>
+      </w:r>
+      <w:r>
+        <w:rPr>
+          <w:rFonts w:hint="eastAsia"/>
+        </w:rPr>
+        <w:t>------</w:t>
+      </w:r>
+      <w:r>
+        <w:rPr>
+          <w:rFonts w:hint="eastAsia"/>
+        </w:rPr>
+        <w:t>----------------------------------</w:t>
       </w:r>
     </w:p>
     <w:p>
@@ -816,12 +941,28 @@
       </w:r>
     </w:p>
     <w:p/>
-    <w:p>
-      <w:r>
-        <w:rPr>
-          <w:rFonts w:hint="eastAsia"/>
-        </w:rPr>
-        <w:t>AWS Sagemaker, S3, EMR, Glue</w:t>
+    <w:p/>
+    <w:p/>
+    <w:p>
+      <w:r>
+        <w:rPr>
+          <w:rFonts w:hint="eastAsia"/>
+        </w:rPr>
+        <w:t xml:space="preserve">AWS </w:t>
+      </w:r>
+      <w:proofErr w:type="spellStart"/>
+      <w:r>
+        <w:rPr>
+          <w:rFonts w:hint="eastAsia"/>
+        </w:rPr>
+        <w:t>Sagemaker</w:t>
+      </w:r>
+      <w:proofErr w:type="spellEnd"/>
+      <w:r>
+        <w:rPr>
+          <w:rFonts w:hint="eastAsia"/>
+        </w:rPr>
+        <w:t>, S3, EMR, Glue</w:t>
       </w:r>
     </w:p>
     <w:p>
@@ -859,9 +1000,9 @@
           <w:noProof/>
         </w:rPr>
         <w:drawing>
-          <wp:inline distT="0" distB="0" distL="0" distR="0" wp14:anchorId="257F836B" wp14:editId="1FD1123E">
-            <wp:extent cx="5943600" cy="3943985"/>
-            <wp:effectExtent l="0" t="0" r="0" b="0"/>
+          <wp:inline distT="0" distB="0" distL="0" distR="0" wp14:anchorId="257F836B" wp14:editId="3DCE94AA">
+            <wp:extent cx="4447309" cy="2951094"/>
+            <wp:effectExtent l="0" t="0" r="0" b="1905"/>
             <wp:docPr id="1533235080" name="Picture 1"/>
             <wp:cNvGraphicFramePr>
               <a:graphicFrameLocks xmlns:a="http://schemas.openxmlformats.org/drawingml/2006/main" noChangeAspect="1"/>
@@ -882,7 +1023,7 @@
                   <pic:spPr>
                     <a:xfrm>
                       <a:off x="0" y="0"/>
-                      <a:ext cx="5943600" cy="3943985"/>
+                      <a:ext cx="4449737" cy="2952705"/>
                     </a:xfrm>
                     <a:prstGeom prst="rect">
                       <a:avLst/>
@@ -903,6 +1044,7 @@
     <w:p/>
     <w:p/>
     <w:sectPr>
+      <w:footerReference w:type="default" r:id="rId9"/>
       <w:pgSz w:w="12240" w:h="15840"/>
       <w:pgMar w:top="1440" w:right="1440" w:bottom="1440" w:left="1440" w:header="720" w:footer="720" w:gutter="0"/>
       <w:cols w:space="720"/>
@@ -935,6 +1077,59 @@
     </w:p>
   </w:endnote>
 </w:endnotes>
+</file>
+
+<file path=word/footer1.xml><?xml version="1.0" encoding="utf-8"?>
+<w:ftr xmlns:wpc="http://schemas.microsoft.com/office/word/2010/wordprocessingCanvas" xmlns:cx="http://schemas.microsoft.com/office/drawing/2014/chartex" xmlns:cx1="http://schemas.microsoft.com/office/drawing/2015/9/8/chartex" xmlns:cx2="http://schemas.microsoft.com/office/drawing/2015/10/21/chartex" xmlns:cx3="http://schemas.microsoft.com/office/drawing/2016/5/9/chartex" xmlns:cx4="http://schemas.microsoft.com/office/drawing/2016/5/10/chartex" xmlns:cx5="http://schemas.microsoft.com/office/drawing/2016/5/11/chartex" xmlns:cx6="http://schemas.microsoft.com/office/drawing/2016/5/12/chartex" xmlns:cx7="http://schemas.microsoft.com/office/drawing/2016/5/13/chartex" xmlns:cx8="http://schemas.microsoft.com/office/drawing/2016/5/14/chartex" xmlns:mc="http://schemas.openxmlformats.org/markup-compatibility/2006" xmlns:aink="http://schemas.microsoft.com/office/drawing/2016/ink" xmlns:am3d="http://schemas.microsoft.com/office/drawing/2017/model3d" xmlns:o="urn:schemas-microsoft-com:office:office" xmlns:oel="http://schemas.microsoft.com/office/2019/extlst" xmlns:r="http://schemas.openxmlformats.org/officeDocument/2006/relationships" xmlns:m="http://schemas.openxmlformats.org/officeDocument/2006/math" xmlns:v="urn:schemas-microsoft-com:vml" xmlns:wp14="http://schemas.microsoft.com/office/word/2010/wordprocessingDrawing" xmlns:wp="http://schemas.openxmlformats.org/drawingml/2006/wordprocessingDrawing" xmlns:w10="urn:schemas-microsoft-com:office:word" xmlns:w="http://schemas.openxmlformats.org/wordprocessingml/2006/main" xmlns:w14="http://schemas.microsoft.com/office/word/2010/wordml" xmlns:w15="http://schemas.microsoft.com/office/word/2012/wordml" xmlns:w16cex="http://schemas.microsoft.com/office/word/2018/wordml/cex" xmlns:w16cid="http://schemas.microsoft.com/office/word/2016/wordml/cid" xmlns:w16="http://schemas.microsoft.com/office/word/2018/wordml" xmlns:w16du="http://schemas.microsoft.com/office/word/2023/wordml/word16du" xmlns:w16sdtdh="http://schemas.microsoft.com/office/word/2020/wordml/sdtdatahash" xmlns:w16sdtfl="http://schemas.microsoft.com/office/word/2024/wordml/sdtformatlock" xmlns:w16se="http://schemas.microsoft.com/office/word/2015/wordml/symex" xmlns:wpg="http://schemas.microsoft.com/office/word/2010/wordprocessingGroup" xmlns:wpi="http://schemas.microsoft.com/office/word/2010/wordprocessingInk" xmlns:wne="http://schemas.microsoft.com/office/word/2006/wordml" xmlns:wps="http://schemas.microsoft.com/office/word/2010/wordprocessingShape" mc:Ignorable="w14 w15 w16se w16cid w16 w16cex w16sdtdh w16sdtfl w16du wp14">
+  <w:sdt>
+    <w:sdtPr>
+      <w:id w:val="1583490074"/>
+      <w:docPartObj>
+        <w:docPartGallery w:val="Page Numbers (Bottom of Page)"/>
+        <w:docPartUnique/>
+      </w:docPartObj>
+    </w:sdtPr>
+    <w:sdtEndPr>
+      <w:rPr>
+        <w:noProof/>
+      </w:rPr>
+    </w:sdtEndPr>
+    <w:sdtContent>
+      <w:p>
+        <w:pPr>
+          <w:pStyle w:val="Footer"/>
+          <w:jc w:val="center"/>
+        </w:pPr>
+        <w:r>
+          <w:fldChar w:fldCharType="begin"/>
+        </w:r>
+        <w:r>
+          <w:instrText xml:space="preserve"> PAGE   \* MERGEFORMAT </w:instrText>
+        </w:r>
+        <w:r>
+          <w:fldChar w:fldCharType="separate"/>
+        </w:r>
+        <w:r>
+          <w:rPr>
+            <w:noProof/>
+          </w:rPr>
+          <w:t>2</w:t>
+        </w:r>
+        <w:r>
+          <w:rPr>
+            <w:noProof/>
+          </w:rPr>
+          <w:fldChar w:fldCharType="end"/>
+        </w:r>
+      </w:p>
+    </w:sdtContent>
+  </w:sdt>
+  <w:p>
+    <w:pPr>
+      <w:pStyle w:val="Footer"/>
+    </w:pPr>
+  </w:p>
+</w:ftr>
 </file>
 
 <file path=word/footnotes.xml><?xml version="1.0" encoding="utf-8"?>

--- a/script.docx
+++ b/script.docx
@@ -975,7 +975,6 @@
         <w:t>Sold by: Brillio</w:t>
       </w:r>
     </w:p>
-    <w:p/>
     <w:p>
       <w:hyperlink r:id="rId6" w:history="1">
         <w:r>
@@ -1037,12 +1036,32 @@
       </w:r>
     </w:p>
     <w:p/>
-    <w:p/>
-    <w:p/>
-    <w:p/>
-    <w:p/>
-    <w:p/>
-    <w:p/>
+    <w:p>
+      <w:r>
+        <w:rPr>
+          <w:rFonts w:hint="eastAsia"/>
+        </w:rPr>
+        <w:t xml:space="preserve">cash flows are used for </w:t>
+      </w:r>
+      <w:r>
+        <w:t>several</w:t>
+      </w:r>
+      <w:r>
+        <w:rPr>
+          <w:rFonts w:hint="eastAsia"/>
+        </w:rPr>
+        <w:t xml:space="preserve"> business applications </w:t>
+      </w:r>
+      <w:r>
+        <w:t>include</w:t>
+      </w:r>
+      <w:r>
+        <w:rPr>
+          <w:rFonts w:hint="eastAsia"/>
+        </w:rPr>
+        <w:t xml:space="preserve"> calculating guaranteed obligation, loan loss reserve and estimating internal economic capital.</w:t>
+      </w:r>
+    </w:p>
     <w:sectPr>
       <w:footerReference w:type="default" r:id="rId9"/>
       <w:pgSz w:w="12240" w:h="15840"/>
